--- a/docs/pilot-v3/04_EVNest_Database_API_Contract_v3.docx
+++ b/docs/pilot-v3/04_EVNest_Database_API_Contract_v3.docx
@@ -56,7 +56,7 @@
           <w:iCs/>
           <w:color w:val="555555"/>
         </w:rPr>
-        <w:t xml:space="preserve">Version 3.0 — Pilot MVP  ·  30 September 2026  ·  Replaces version 2</w:t>
+        <w:t xml:space="preserve">Version 3.1 — Pilot MVP  ·  1 October 2026  ·  Adds damage and fault reporting (incidents)</w:t>
       </w:r>
     </w:p>
     <w:p>
@@ -1303,6 +1303,198 @@
                 <w:sz w:val="18"/>
                 <w:szCs w:val="18"/>
               </w:rPr>
+              <w:t xml:space="preserve">incident_kind</w:t>
+            </w:r>
+          </w:p>
+        </w:tc>
+        <w:tc>
+          <w:tcPr>
+            <w:tcW w:type="dxa" w:w="6426"/>
+            <w:tcBorders>
+              <w:top w:val="single" w:color="BFBFBF" w:sz="4"/>
+              <w:left w:val="single" w:color="BFBFBF" w:sz="4"/>
+              <w:bottom w:val="single" w:color="BFBFBF" w:sz="4"/>
+              <w:right w:val="single" w:color="BFBFBF" w:sz="4"/>
+            </w:tcBorders>
+            <w:shd w:fill="F5F5F5" w:color="auto" w:val="clear"/>
+            <w:tcMar>
+              <w:top w:type="dxa" w:w="70"/>
+              <w:left w:type="dxa" w:w="100"/>
+              <w:bottom w:type="dxa" w:w="70"/>
+              <w:right w:type="dxa" w:w="100"/>
+            </w:tcMar>
+          </w:tcPr>
+          <w:p>
+            <w:r>
+              <w:rPr>
+                <w:rFonts w:ascii="Consolas" w:cs="Consolas" w:eastAsia="Consolas" w:hAnsi="Consolas"/>
+                <w:b w:val="false"/>
+                <w:bCs w:val="false"/>
+                <w:sz w:val="18"/>
+                <w:szCs w:val="18"/>
+              </w:rPr>
+              <w:t xml:space="preserve">VEHICLE_DAMAGE, CHARGER_DAMAGE, CHARGER_FAULT, SAFETY_HAZARD</w:t>
+            </w:r>
+          </w:p>
+        </w:tc>
+      </w:tr>
+      <w:tr>
+        <w:trPr>
+          <w:tblHeader w:val="off"/>
+        </w:trPr>
+        <w:tc>
+          <w:tcPr>
+            <w:tcW w:type="dxa" w:w="2600"/>
+            <w:tcBorders>
+              <w:top w:val="single" w:color="BFBFBF" w:sz="4"/>
+              <w:left w:val="single" w:color="BFBFBF" w:sz="4"/>
+              <w:bottom w:val="single" w:color="BFBFBF" w:sz="4"/>
+              <w:right w:val="single" w:color="BFBFBF" w:sz="4"/>
+            </w:tcBorders>
+            <w:tcMar>
+              <w:top w:type="dxa" w:w="70"/>
+              <w:left w:type="dxa" w:w="100"/>
+              <w:bottom w:type="dxa" w:w="70"/>
+              <w:right w:type="dxa" w:w="100"/>
+            </w:tcMar>
+          </w:tcPr>
+          <w:p>
+            <w:r>
+              <w:rPr>
+                <w:rFonts w:ascii="Consolas" w:cs="Consolas" w:eastAsia="Consolas" w:hAnsi="Consolas"/>
+                <w:b w:val="false"/>
+                <w:bCs w:val="false"/>
+                <w:sz w:val="18"/>
+                <w:szCs w:val="18"/>
+              </w:rPr>
+              <w:t xml:space="preserve">incident_status</w:t>
+            </w:r>
+          </w:p>
+        </w:tc>
+        <w:tc>
+          <w:tcPr>
+            <w:tcW w:type="dxa" w:w="6426"/>
+            <w:tcBorders>
+              <w:top w:val="single" w:color="BFBFBF" w:sz="4"/>
+              <w:left w:val="single" w:color="BFBFBF" w:sz="4"/>
+              <w:bottom w:val="single" w:color="BFBFBF" w:sz="4"/>
+              <w:right w:val="single" w:color="BFBFBF" w:sz="4"/>
+            </w:tcBorders>
+            <w:tcMar>
+              <w:top w:type="dxa" w:w="70"/>
+              <w:left w:type="dxa" w:w="100"/>
+              <w:bottom w:type="dxa" w:w="70"/>
+              <w:right w:type="dxa" w:w="100"/>
+            </w:tcMar>
+          </w:tcPr>
+          <w:p>
+            <w:r>
+              <w:rPr>
+                <w:rFonts w:ascii="Consolas" w:cs="Consolas" w:eastAsia="Consolas" w:hAnsi="Consolas"/>
+                <w:b w:val="false"/>
+                <w:bCs w:val="false"/>
+                <w:sz w:val="18"/>
+                <w:szCs w:val="18"/>
+              </w:rPr>
+              <w:t xml:space="preserve">OPEN, SENT_TO_OPERATOR, RESOLVED, CLOSED_NO_ACTION</w:t>
+            </w:r>
+          </w:p>
+        </w:tc>
+      </w:tr>
+      <w:tr>
+        <w:trPr>
+          <w:tblHeader w:val="off"/>
+        </w:trPr>
+        <w:tc>
+          <w:tcPr>
+            <w:tcW w:type="dxa" w:w="2600"/>
+            <w:tcBorders>
+              <w:top w:val="single" w:color="BFBFBF" w:sz="4"/>
+              <w:left w:val="single" w:color="BFBFBF" w:sz="4"/>
+              <w:bottom w:val="single" w:color="BFBFBF" w:sz="4"/>
+              <w:right w:val="single" w:color="BFBFBF" w:sz="4"/>
+            </w:tcBorders>
+            <w:shd w:fill="F5F5F5" w:color="auto" w:val="clear"/>
+            <w:tcMar>
+              <w:top w:type="dxa" w:w="70"/>
+              <w:left w:type="dxa" w:w="100"/>
+              <w:bottom w:type="dxa" w:w="70"/>
+              <w:right w:type="dxa" w:w="100"/>
+            </w:tcMar>
+          </w:tcPr>
+          <w:p>
+            <w:r>
+              <w:rPr>
+                <w:rFonts w:ascii="Consolas" w:cs="Consolas" w:eastAsia="Consolas" w:hAnsi="Consolas"/>
+                <w:b w:val="false"/>
+                <w:bCs w:val="false"/>
+                <w:sz w:val="18"/>
+                <w:szCs w:val="18"/>
+              </w:rPr>
+              <w:t xml:space="preserve">incident_link_reason</w:t>
+            </w:r>
+          </w:p>
+        </w:tc>
+        <w:tc>
+          <w:tcPr>
+            <w:tcW w:type="dxa" w:w="6426"/>
+            <w:tcBorders>
+              <w:top w:val="single" w:color="BFBFBF" w:sz="4"/>
+              <w:left w:val="single" w:color="BFBFBF" w:sz="4"/>
+              <w:bottom w:val="single" w:color="BFBFBF" w:sz="4"/>
+              <w:right w:val="single" w:color="BFBFBF" w:sz="4"/>
+            </w:tcBorders>
+            <w:shd w:fill="F5F5F5" w:color="auto" w:val="clear"/>
+            <w:tcMar>
+              <w:top w:type="dxa" w:w="70"/>
+              <w:left w:type="dxa" w:w="100"/>
+              <w:bottom w:type="dxa" w:w="70"/>
+              <w:right w:type="dxa" w:w="100"/>
+            </w:tcMar>
+          </w:tcPr>
+          <w:p>
+            <w:r>
+              <w:rPr>
+                <w:rFonts w:ascii="Consolas" w:cs="Consolas" w:eastAsia="Consolas" w:hAnsi="Consolas"/>
+                <w:b w:val="false"/>
+                <w:bCs w:val="false"/>
+                <w:sz w:val="18"/>
+                <w:szCs w:val="18"/>
+              </w:rPr>
+              <w:t xml:space="preserve">ACTIVE_SESSION, RECENT_SESSION, NONE</w:t>
+            </w:r>
+          </w:p>
+        </w:tc>
+      </w:tr>
+      <w:tr>
+        <w:trPr>
+          <w:tblHeader w:val="off"/>
+        </w:trPr>
+        <w:tc>
+          <w:tcPr>
+            <w:tcW w:type="dxa" w:w="2600"/>
+            <w:tcBorders>
+              <w:top w:val="single" w:color="BFBFBF" w:sz="4"/>
+              <w:left w:val="single" w:color="BFBFBF" w:sz="4"/>
+              <w:bottom w:val="single" w:color="BFBFBF" w:sz="4"/>
+              <w:right w:val="single" w:color="BFBFBF" w:sz="4"/>
+            </w:tcBorders>
+            <w:tcMar>
+              <w:top w:type="dxa" w:w="70"/>
+              <w:left w:type="dxa" w:w="100"/>
+              <w:bottom w:type="dxa" w:w="70"/>
+              <w:right w:type="dxa" w:w="100"/>
+            </w:tcMar>
+          </w:tcPr>
+          <w:p>
+            <w:r>
+              <w:rPr>
+                <w:rFonts w:ascii="Consolas" w:cs="Consolas" w:eastAsia="Consolas" w:hAnsi="Consolas"/>
+                <w:b w:val="false"/>
+                <w:bCs w:val="false"/>
+                <w:sz w:val="18"/>
+                <w:szCs w:val="18"/>
+              </w:rPr>
               <w:t xml:space="preserve">issue_status (slip)</w:t>
             </w:r>
           </w:p>
@@ -1316,7 +1508,6 @@
               <w:bottom w:val="single" w:color="BFBFBF" w:sz="4"/>
               <w:right w:val="single" w:color="BFBFBF" w:sz="4"/>
             </w:tcBorders>
-            <w:shd w:fill="F5F5F5" w:color="auto" w:val="clear"/>
             <w:tcMar>
               <w:top w:type="dxa" w:w="70"/>
               <w:left w:type="dxa" w:w="100"/>
@@ -1836,6 +2027,21 @@
     <w:p>
       <w:pPr>
         <w:shd w:fill="F2F4F5" w:color="auto" w:val="clear"/>
+        <w:spacing w:after="0" w:before="0"/>
+        <w:ind w:left="160" w:right="160"/>
+      </w:pPr>
+      <w:r>
+        <w:rPr>
+          <w:rFonts w:ascii="Consolas" w:cs="Consolas" w:eastAsia="Consolas" w:hAnsi="Consolas"/>
+          <w:sz w:val="17"/>
+          <w:szCs w:val="17"/>
+        </w:rPr>
+        <w:t xml:space="preserve">chargers 1─N incidents ─N incident_events       incidents N─0..1 charging_sessions (linked)</w:t>
+      </w:r>
+    </w:p>
+    <w:p>
+      <w:pPr>
+        <w:shd w:fill="F2F4F5" w:color="auto" w:val="clear"/>
         <w:spacing w:after="140" w:before="0"/>
         <w:ind w:left="160" w:right="160"/>
       </w:pPr>
@@ -12893,6 +13099,1083 @@
     </w:tbl>
     <w:p>
       <w:pPr>
+        <w:pStyle w:val="Heading2"/>
+        <w:spacing w:after="100" w:before="220"/>
+      </w:pPr>
+      <w:r>
+        <w:t xml:space="preserve">incidents</w:t>
+      </w:r>
+    </w:p>
+    <w:tbl>
+      <w:tblPr>
+        <w:tblW w:type="dxa" w:w="9026"/>
+        <w:tblBorders>
+          <w:top w:val="single" w:color="auto" w:sz="4"/>
+          <w:left w:val="single" w:color="auto" w:sz="4"/>
+          <w:bottom w:val="single" w:color="auto" w:sz="4"/>
+          <w:right w:val="single" w:color="auto" w:sz="4"/>
+          <w:insideH w:val="single" w:color="auto" w:sz="4"/>
+          <w:insideV w:val="single" w:color="auto" w:sz="4"/>
+        </w:tblBorders>
+      </w:tblPr>
+      <w:tblGrid>
+        <w:gridCol w:w="2400"/>
+        <w:gridCol w:w="2700"/>
+        <w:gridCol w:w="3926"/>
+      </w:tblGrid>
+      <w:tr>
+        <w:trPr>
+          <w:tblHeader/>
+        </w:trPr>
+        <w:tc>
+          <w:tcPr>
+            <w:tcW w:type="dxa" w:w="2400"/>
+            <w:tcBorders>
+              <w:top w:val="single" w:color="BFBFBF" w:sz="4"/>
+              <w:left w:val="single" w:color="BFBFBF" w:sz="4"/>
+              <w:bottom w:val="single" w:color="BFBFBF" w:sz="4"/>
+              <w:right w:val="single" w:color="BFBFBF" w:sz="4"/>
+            </w:tcBorders>
+            <w:shd w:fill="1F5F6B" w:color="auto" w:val="clear"/>
+            <w:tcMar>
+              <w:top w:type="dxa" w:w="70"/>
+              <w:left w:type="dxa" w:w="100"/>
+              <w:bottom w:type="dxa" w:w="70"/>
+              <w:right w:type="dxa" w:w="100"/>
+            </w:tcMar>
+          </w:tcPr>
+          <w:p>
+            <w:r>
+              <w:rPr>
+                <w:b/>
+                <w:bCs/>
+                <w:color w:val="FFFFFF"/>
+                <w:sz w:val="18"/>
+                <w:szCs w:val="18"/>
+              </w:rPr>
+              <w:t xml:space="preserve">Column</w:t>
+            </w:r>
+          </w:p>
+        </w:tc>
+        <w:tc>
+          <w:tcPr>
+            <w:tcW w:type="dxa" w:w="2700"/>
+            <w:tcBorders>
+              <w:top w:val="single" w:color="BFBFBF" w:sz="4"/>
+              <w:left w:val="single" w:color="BFBFBF" w:sz="4"/>
+              <w:bottom w:val="single" w:color="BFBFBF" w:sz="4"/>
+              <w:right w:val="single" w:color="BFBFBF" w:sz="4"/>
+            </w:tcBorders>
+            <w:shd w:fill="1F5F6B" w:color="auto" w:val="clear"/>
+            <w:tcMar>
+              <w:top w:type="dxa" w:w="70"/>
+              <w:left w:type="dxa" w:w="100"/>
+              <w:bottom w:type="dxa" w:w="70"/>
+              <w:right w:type="dxa" w:w="100"/>
+            </w:tcMar>
+          </w:tcPr>
+          <w:p>
+            <w:r>
+              <w:rPr>
+                <w:b/>
+                <w:bCs/>
+                <w:color w:val="FFFFFF"/>
+                <w:sz w:val="18"/>
+                <w:szCs w:val="18"/>
+              </w:rPr>
+              <w:t xml:space="preserve">Type</w:t>
+            </w:r>
+          </w:p>
+        </w:tc>
+        <w:tc>
+          <w:tcPr>
+            <w:tcW w:type="dxa" w:w="3926"/>
+            <w:tcBorders>
+              <w:top w:val="single" w:color="BFBFBF" w:sz="4"/>
+              <w:left w:val="single" w:color="BFBFBF" w:sz="4"/>
+              <w:bottom w:val="single" w:color="BFBFBF" w:sz="4"/>
+              <w:right w:val="single" w:color="BFBFBF" w:sz="4"/>
+            </w:tcBorders>
+            <w:shd w:fill="1F5F6B" w:color="auto" w:val="clear"/>
+            <w:tcMar>
+              <w:top w:type="dxa" w:w="70"/>
+              <w:left w:type="dxa" w:w="100"/>
+              <w:bottom w:type="dxa" w:w="70"/>
+              <w:right w:type="dxa" w:w="100"/>
+            </w:tcMar>
+          </w:tcPr>
+          <w:p>
+            <w:r>
+              <w:rPr>
+                <w:b/>
+                <w:bCs/>
+                <w:color w:val="FFFFFF"/>
+                <w:sz w:val="18"/>
+                <w:szCs w:val="18"/>
+              </w:rPr>
+              <w:t xml:space="preserve">Rule / note</w:t>
+            </w:r>
+          </w:p>
+        </w:tc>
+      </w:tr>
+      <w:tr>
+        <w:trPr>
+          <w:tblHeader w:val="off"/>
+        </w:trPr>
+        <w:tc>
+          <w:tcPr>
+            <w:tcW w:type="dxa" w:w="2400"/>
+            <w:tcBorders>
+              <w:top w:val="single" w:color="BFBFBF" w:sz="4"/>
+              <w:left w:val="single" w:color="BFBFBF" w:sz="4"/>
+              <w:bottom w:val="single" w:color="BFBFBF" w:sz="4"/>
+              <w:right w:val="single" w:color="BFBFBF" w:sz="4"/>
+            </w:tcBorders>
+            <w:tcMar>
+              <w:top w:type="dxa" w:w="70"/>
+              <w:left w:type="dxa" w:w="100"/>
+              <w:bottom w:type="dxa" w:w="70"/>
+              <w:right w:type="dxa" w:w="100"/>
+            </w:tcMar>
+          </w:tcPr>
+          <w:p>
+            <w:r>
+              <w:rPr>
+                <w:rFonts w:ascii="Consolas" w:cs="Consolas" w:eastAsia="Consolas" w:hAnsi="Consolas"/>
+                <w:b w:val="false"/>
+                <w:bCs w:val="false"/>
+                <w:sz w:val="18"/>
+                <w:szCs w:val="18"/>
+              </w:rPr>
+              <w:t xml:space="preserve">id, society_id, charger_id</w:t>
+            </w:r>
+          </w:p>
+        </w:tc>
+        <w:tc>
+          <w:tcPr>
+            <w:tcW w:type="dxa" w:w="2700"/>
+            <w:tcBorders>
+              <w:top w:val="single" w:color="BFBFBF" w:sz="4"/>
+              <w:left w:val="single" w:color="BFBFBF" w:sz="4"/>
+              <w:bottom w:val="single" w:color="BFBFBF" w:sz="4"/>
+              <w:right w:val="single" w:color="BFBFBF" w:sz="4"/>
+            </w:tcBorders>
+            <w:tcMar>
+              <w:top w:type="dxa" w:w="70"/>
+              <w:left w:type="dxa" w:w="100"/>
+              <w:bottom w:type="dxa" w:w="70"/>
+              <w:right w:type="dxa" w:w="100"/>
+            </w:tcMar>
+          </w:tcPr>
+          <w:p>
+            <w:r>
+              <w:rPr>
+                <w:rFonts w:ascii="Consolas" w:cs="Consolas" w:eastAsia="Consolas" w:hAnsi="Consolas"/>
+                <w:b w:val="false"/>
+                <w:bCs w:val="false"/>
+                <w:sz w:val="18"/>
+                <w:szCs w:val="18"/>
+              </w:rPr>
+              <w:t xml:space="preserve">uuid NOT NULL</w:t>
+            </w:r>
+          </w:p>
+        </w:tc>
+        <w:tc>
+          <w:tcPr>
+            <w:tcW w:type="dxa" w:w="3926"/>
+            <w:tcBorders>
+              <w:top w:val="single" w:color="BFBFBF" w:sz="4"/>
+              <w:left w:val="single" w:color="BFBFBF" w:sz="4"/>
+              <w:bottom w:val="single" w:color="BFBFBF" w:sz="4"/>
+              <w:right w:val="single" w:color="BFBFBF" w:sz="4"/>
+            </w:tcBorders>
+            <w:tcMar>
+              <w:top w:type="dxa" w:w="70"/>
+              <w:left w:type="dxa" w:w="100"/>
+              <w:bottom w:type="dxa" w:w="70"/>
+              <w:right w:type="dxa" w:w="100"/>
+            </w:tcMar>
+          </w:tcPr>
+          <w:p>
+            <w:r>
+              <w:rPr>
+                <w:b w:val="false"/>
+                <w:bCs w:val="false"/>
+                <w:sz w:val="18"/>
+                <w:szCs w:val="18"/>
+              </w:rPr>
+              <w:t xml:space="preserve"/>
+            </w:r>
+          </w:p>
+        </w:tc>
+      </w:tr>
+      <w:tr>
+        <w:trPr>
+          <w:tblHeader w:val="off"/>
+        </w:trPr>
+        <w:tc>
+          <w:tcPr>
+            <w:tcW w:type="dxa" w:w="2400"/>
+            <w:tcBorders>
+              <w:top w:val="single" w:color="BFBFBF" w:sz="4"/>
+              <w:left w:val="single" w:color="BFBFBF" w:sz="4"/>
+              <w:bottom w:val="single" w:color="BFBFBF" w:sz="4"/>
+              <w:right w:val="single" w:color="BFBFBF" w:sz="4"/>
+            </w:tcBorders>
+            <w:shd w:fill="F5F5F5" w:color="auto" w:val="clear"/>
+            <w:tcMar>
+              <w:top w:type="dxa" w:w="70"/>
+              <w:left w:type="dxa" w:w="100"/>
+              <w:bottom w:type="dxa" w:w="70"/>
+              <w:right w:type="dxa" w:w="100"/>
+            </w:tcMar>
+          </w:tcPr>
+          <w:p>
+            <w:r>
+              <w:rPr>
+                <w:rFonts w:ascii="Consolas" w:cs="Consolas" w:eastAsia="Consolas" w:hAnsi="Consolas"/>
+                <w:b w:val="false"/>
+                <w:bCs w:val="false"/>
+                <w:sz w:val="18"/>
+                <w:szCs w:val="18"/>
+              </w:rPr>
+              <w:t xml:space="preserve">reported_by</w:t>
+            </w:r>
+          </w:p>
+        </w:tc>
+        <w:tc>
+          <w:tcPr>
+            <w:tcW w:type="dxa" w:w="2700"/>
+            <w:tcBorders>
+              <w:top w:val="single" w:color="BFBFBF" w:sz="4"/>
+              <w:left w:val="single" w:color="BFBFBF" w:sz="4"/>
+              <w:bottom w:val="single" w:color="BFBFBF" w:sz="4"/>
+              <w:right w:val="single" w:color="BFBFBF" w:sz="4"/>
+            </w:tcBorders>
+            <w:shd w:fill="F5F5F5" w:color="auto" w:val="clear"/>
+            <w:tcMar>
+              <w:top w:type="dxa" w:w="70"/>
+              <w:left w:type="dxa" w:w="100"/>
+              <w:bottom w:type="dxa" w:w="70"/>
+              <w:right w:type="dxa" w:w="100"/>
+            </w:tcMar>
+          </w:tcPr>
+          <w:p>
+            <w:r>
+              <w:rPr>
+                <w:rFonts w:ascii="Consolas" w:cs="Consolas" w:eastAsia="Consolas" w:hAnsi="Consolas"/>
+                <w:b w:val="false"/>
+                <w:bCs w:val="false"/>
+                <w:sz w:val="18"/>
+                <w:szCs w:val="18"/>
+              </w:rPr>
+              <w:t xml:space="preserve">uuid NOT NULL</w:t>
+            </w:r>
+          </w:p>
+        </w:tc>
+        <w:tc>
+          <w:tcPr>
+            <w:tcW w:type="dxa" w:w="3926"/>
+            <w:tcBorders>
+              <w:top w:val="single" w:color="BFBFBF" w:sz="4"/>
+              <w:left w:val="single" w:color="BFBFBF" w:sz="4"/>
+              <w:bottom w:val="single" w:color="BFBFBF" w:sz="4"/>
+              <w:right w:val="single" w:color="BFBFBF" w:sz="4"/>
+            </w:tcBorders>
+            <w:shd w:fill="F5F5F5" w:color="auto" w:val="clear"/>
+            <w:tcMar>
+              <w:top w:type="dxa" w:w="70"/>
+              <w:left w:type="dxa" w:w="100"/>
+              <w:bottom w:type="dxa" w:w="70"/>
+              <w:right w:type="dxa" w:w="100"/>
+            </w:tcMar>
+          </w:tcPr>
+          <w:p>
+            <w:r>
+              <w:rPr>
+                <w:b w:val="false"/>
+                <w:bCs w:val="false"/>
+                <w:sz w:val="18"/>
+                <w:szCs w:val="18"/>
+              </w:rPr>
+              <w:t xml:space="preserve"/>
+            </w:r>
+          </w:p>
+        </w:tc>
+      </w:tr>
+      <w:tr>
+        <w:trPr>
+          <w:tblHeader w:val="off"/>
+        </w:trPr>
+        <w:tc>
+          <w:tcPr>
+            <w:tcW w:type="dxa" w:w="2400"/>
+            <w:tcBorders>
+              <w:top w:val="single" w:color="BFBFBF" w:sz="4"/>
+              <w:left w:val="single" w:color="BFBFBF" w:sz="4"/>
+              <w:bottom w:val="single" w:color="BFBFBF" w:sz="4"/>
+              <w:right w:val="single" w:color="BFBFBF" w:sz="4"/>
+            </w:tcBorders>
+            <w:tcMar>
+              <w:top w:type="dxa" w:w="70"/>
+              <w:left w:type="dxa" w:w="100"/>
+              <w:bottom w:type="dxa" w:w="70"/>
+              <w:right w:type="dxa" w:w="100"/>
+            </w:tcMar>
+          </w:tcPr>
+          <w:p>
+            <w:r>
+              <w:rPr>
+                <w:rFonts w:ascii="Consolas" w:cs="Consolas" w:eastAsia="Consolas" w:hAnsi="Consolas"/>
+                <w:b w:val="false"/>
+                <w:bCs w:val="false"/>
+                <w:sz w:val="18"/>
+                <w:szCs w:val="18"/>
+              </w:rPr>
+              <w:t xml:space="preserve">kind</w:t>
+            </w:r>
+          </w:p>
+        </w:tc>
+        <w:tc>
+          <w:tcPr>
+            <w:tcW w:type="dxa" w:w="2700"/>
+            <w:tcBorders>
+              <w:top w:val="single" w:color="BFBFBF" w:sz="4"/>
+              <w:left w:val="single" w:color="BFBFBF" w:sz="4"/>
+              <w:bottom w:val="single" w:color="BFBFBF" w:sz="4"/>
+              <w:right w:val="single" w:color="BFBFBF" w:sz="4"/>
+            </w:tcBorders>
+            <w:tcMar>
+              <w:top w:type="dxa" w:w="70"/>
+              <w:left w:type="dxa" w:w="100"/>
+              <w:bottom w:type="dxa" w:w="70"/>
+              <w:right w:type="dxa" w:w="100"/>
+            </w:tcMar>
+          </w:tcPr>
+          <w:p>
+            <w:r>
+              <w:rPr>
+                <w:rFonts w:ascii="Consolas" w:cs="Consolas" w:eastAsia="Consolas" w:hAnsi="Consolas"/>
+                <w:b w:val="false"/>
+                <w:bCs w:val="false"/>
+                <w:sz w:val="18"/>
+                <w:szCs w:val="18"/>
+              </w:rPr>
+              <w:t xml:space="preserve">incident_kind NOT NULL</w:t>
+            </w:r>
+          </w:p>
+        </w:tc>
+        <w:tc>
+          <w:tcPr>
+            <w:tcW w:type="dxa" w:w="3926"/>
+            <w:tcBorders>
+              <w:top w:val="single" w:color="BFBFBF" w:sz="4"/>
+              <w:left w:val="single" w:color="BFBFBF" w:sz="4"/>
+              <w:bottom w:val="single" w:color="BFBFBF" w:sz="4"/>
+              <w:right w:val="single" w:color="BFBFBF" w:sz="4"/>
+            </w:tcBorders>
+            <w:tcMar>
+              <w:top w:type="dxa" w:w="70"/>
+              <w:left w:type="dxa" w:w="100"/>
+              <w:bottom w:type="dxa" w:w="70"/>
+              <w:right w:type="dxa" w:w="100"/>
+            </w:tcMar>
+          </w:tcPr>
+          <w:p>
+            <w:r>
+              <w:rPr>
+                <w:b w:val="false"/>
+                <w:bCs w:val="false"/>
+                <w:sz w:val="18"/>
+                <w:szCs w:val="18"/>
+              </w:rPr>
+              <w:t xml:space="preserve"/>
+            </w:r>
+          </w:p>
+        </w:tc>
+      </w:tr>
+      <w:tr>
+        <w:trPr>
+          <w:tblHeader w:val="off"/>
+        </w:trPr>
+        <w:tc>
+          <w:tcPr>
+            <w:tcW w:type="dxa" w:w="2400"/>
+            <w:tcBorders>
+              <w:top w:val="single" w:color="BFBFBF" w:sz="4"/>
+              <w:left w:val="single" w:color="BFBFBF" w:sz="4"/>
+              <w:bottom w:val="single" w:color="BFBFBF" w:sz="4"/>
+              <w:right w:val="single" w:color="BFBFBF" w:sz="4"/>
+            </w:tcBorders>
+            <w:shd w:fill="F5F5F5" w:color="auto" w:val="clear"/>
+            <w:tcMar>
+              <w:top w:type="dxa" w:w="70"/>
+              <w:left w:type="dxa" w:w="100"/>
+              <w:bottom w:type="dxa" w:w="70"/>
+              <w:right w:type="dxa" w:w="100"/>
+            </w:tcMar>
+          </w:tcPr>
+          <w:p>
+            <w:r>
+              <w:rPr>
+                <w:rFonts w:ascii="Consolas" w:cs="Consolas" w:eastAsia="Consolas" w:hAnsi="Consolas"/>
+                <w:b w:val="false"/>
+                <w:bCs w:val="false"/>
+                <w:sz w:val="18"/>
+                <w:szCs w:val="18"/>
+              </w:rPr>
+              <w:t xml:space="preserve">description</w:t>
+            </w:r>
+          </w:p>
+        </w:tc>
+        <w:tc>
+          <w:tcPr>
+            <w:tcW w:type="dxa" w:w="2700"/>
+            <w:tcBorders>
+              <w:top w:val="single" w:color="BFBFBF" w:sz="4"/>
+              <w:left w:val="single" w:color="BFBFBF" w:sz="4"/>
+              <w:bottom w:val="single" w:color="BFBFBF" w:sz="4"/>
+              <w:right w:val="single" w:color="BFBFBF" w:sz="4"/>
+            </w:tcBorders>
+            <w:shd w:fill="F5F5F5" w:color="auto" w:val="clear"/>
+            <w:tcMar>
+              <w:top w:type="dxa" w:w="70"/>
+              <w:left w:type="dxa" w:w="100"/>
+              <w:bottom w:type="dxa" w:w="70"/>
+              <w:right w:type="dxa" w:w="100"/>
+            </w:tcMar>
+          </w:tcPr>
+          <w:p>
+            <w:r>
+              <w:rPr>
+                <w:rFonts w:ascii="Consolas" w:cs="Consolas" w:eastAsia="Consolas" w:hAnsi="Consolas"/>
+                <w:b w:val="false"/>
+                <w:bCs w:val="false"/>
+                <w:sz w:val="18"/>
+                <w:szCs w:val="18"/>
+              </w:rPr>
+              <w:t xml:space="preserve">text NOT NULL</w:t>
+            </w:r>
+          </w:p>
+        </w:tc>
+        <w:tc>
+          <w:tcPr>
+            <w:tcW w:type="dxa" w:w="3926"/>
+            <w:tcBorders>
+              <w:top w:val="single" w:color="BFBFBF" w:sz="4"/>
+              <w:left w:val="single" w:color="BFBFBF" w:sz="4"/>
+              <w:bottom w:val="single" w:color="BFBFBF" w:sz="4"/>
+              <w:right w:val="single" w:color="BFBFBF" w:sz="4"/>
+            </w:tcBorders>
+            <w:shd w:fill="F5F5F5" w:color="auto" w:val="clear"/>
+            <w:tcMar>
+              <w:top w:type="dxa" w:w="70"/>
+              <w:left w:type="dxa" w:w="100"/>
+              <w:bottom w:type="dxa" w:w="70"/>
+              <w:right w:type="dxa" w:w="100"/>
+            </w:tcMar>
+          </w:tcPr>
+          <w:p>
+            <w:r>
+              <w:rPr>
+                <w:b w:val="false"/>
+                <w:bCs w:val="false"/>
+                <w:sz w:val="18"/>
+                <w:szCs w:val="18"/>
+              </w:rPr>
+              <w:t xml:space="preserve">10–1000 characters</w:t>
+            </w:r>
+          </w:p>
+        </w:tc>
+      </w:tr>
+      <w:tr>
+        <w:trPr>
+          <w:tblHeader w:val="off"/>
+        </w:trPr>
+        <w:tc>
+          <w:tcPr>
+            <w:tcW w:type="dxa" w:w="2400"/>
+            <w:tcBorders>
+              <w:top w:val="single" w:color="BFBFBF" w:sz="4"/>
+              <w:left w:val="single" w:color="BFBFBF" w:sz="4"/>
+              <w:bottom w:val="single" w:color="BFBFBF" w:sz="4"/>
+              <w:right w:val="single" w:color="BFBFBF" w:sz="4"/>
+            </w:tcBorders>
+            <w:tcMar>
+              <w:top w:type="dxa" w:w="70"/>
+              <w:left w:type="dxa" w:w="100"/>
+              <w:bottom w:type="dxa" w:w="70"/>
+              <w:right w:type="dxa" w:w="100"/>
+            </w:tcMar>
+          </w:tcPr>
+          <w:p>
+            <w:r>
+              <w:rPr>
+                <w:rFonts w:ascii="Consolas" w:cs="Consolas" w:eastAsia="Consolas" w:hAnsi="Consolas"/>
+                <w:b w:val="false"/>
+                <w:bCs w:val="false"/>
+                <w:sz w:val="18"/>
+                <w:szCs w:val="18"/>
+              </w:rPr>
+              <w:t xml:space="preserve">photo_paths</w:t>
+            </w:r>
+          </w:p>
+        </w:tc>
+        <w:tc>
+          <w:tcPr>
+            <w:tcW w:type="dxa" w:w="2700"/>
+            <w:tcBorders>
+              <w:top w:val="single" w:color="BFBFBF" w:sz="4"/>
+              <w:left w:val="single" w:color="BFBFBF" w:sz="4"/>
+              <w:bottom w:val="single" w:color="BFBFBF" w:sz="4"/>
+              <w:right w:val="single" w:color="BFBFBF" w:sz="4"/>
+            </w:tcBorders>
+            <w:tcMar>
+              <w:top w:type="dxa" w:w="70"/>
+              <w:left w:type="dxa" w:w="100"/>
+              <w:bottom w:type="dxa" w:w="70"/>
+              <w:right w:type="dxa" w:w="100"/>
+            </w:tcMar>
+          </w:tcPr>
+          <w:p>
+            <w:r>
+              <w:rPr>
+                <w:rFonts w:ascii="Consolas" w:cs="Consolas" w:eastAsia="Consolas" w:hAnsi="Consolas"/>
+                <w:b w:val="false"/>
+                <w:bCs w:val="false"/>
+                <w:sz w:val="18"/>
+                <w:szCs w:val="18"/>
+              </w:rPr>
+              <w:t xml:space="preserve">text[] NOT NULL</w:t>
+            </w:r>
+          </w:p>
+        </w:tc>
+        <w:tc>
+          <w:tcPr>
+            <w:tcW w:type="dxa" w:w="3926"/>
+            <w:tcBorders>
+              <w:top w:val="single" w:color="BFBFBF" w:sz="4"/>
+              <w:left w:val="single" w:color="BFBFBF" w:sz="4"/>
+              <w:bottom w:val="single" w:color="BFBFBF" w:sz="4"/>
+              <w:right w:val="single" w:color="BFBFBF" w:sz="4"/>
+            </w:tcBorders>
+            <w:tcMar>
+              <w:top w:type="dxa" w:w="70"/>
+              <w:left w:type="dxa" w:w="100"/>
+              <w:bottom w:type="dxa" w:w="70"/>
+              <w:right w:type="dxa" w:w="100"/>
+            </w:tcMar>
+          </w:tcPr>
+          <w:p>
+            <w:r>
+              <w:rPr>
+                <w:b w:val="false"/>
+                <w:bCs w:val="false"/>
+                <w:sz w:val="18"/>
+                <w:szCs w:val="18"/>
+              </w:rPr>
+              <w:t xml:space="preserve">0–5 paths in the incident-photos bucket; at least 1 required for VEHICLE_DAMAGE and CHARGER_DAMAGE</w:t>
+            </w:r>
+          </w:p>
+        </w:tc>
+      </w:tr>
+      <w:tr>
+        <w:trPr>
+          <w:tblHeader w:val="off"/>
+        </w:trPr>
+        <w:tc>
+          <w:tcPr>
+            <w:tcW w:type="dxa" w:w="2400"/>
+            <w:tcBorders>
+              <w:top w:val="single" w:color="BFBFBF" w:sz="4"/>
+              <w:left w:val="single" w:color="BFBFBF" w:sz="4"/>
+              <w:bottom w:val="single" w:color="BFBFBF" w:sz="4"/>
+              <w:right w:val="single" w:color="BFBFBF" w:sz="4"/>
+            </w:tcBorders>
+            <w:shd w:fill="F5F5F5" w:color="auto" w:val="clear"/>
+            <w:tcMar>
+              <w:top w:type="dxa" w:w="70"/>
+              <w:left w:type="dxa" w:w="100"/>
+              <w:bottom w:type="dxa" w:w="70"/>
+              <w:right w:type="dxa" w:w="100"/>
+            </w:tcMar>
+          </w:tcPr>
+          <w:p>
+            <w:r>
+              <w:rPr>
+                <w:rFonts w:ascii="Consolas" w:cs="Consolas" w:eastAsia="Consolas" w:hAnsi="Consolas"/>
+                <w:b w:val="false"/>
+                <w:bCs w:val="false"/>
+                <w:sz w:val="18"/>
+                <w:szCs w:val="18"/>
+              </w:rPr>
+              <w:t xml:space="preserve">linked_session_id</w:t>
+            </w:r>
+          </w:p>
+        </w:tc>
+        <w:tc>
+          <w:tcPr>
+            <w:tcW w:type="dxa" w:w="2700"/>
+            <w:tcBorders>
+              <w:top w:val="single" w:color="BFBFBF" w:sz="4"/>
+              <w:left w:val="single" w:color="BFBFBF" w:sz="4"/>
+              <w:bottom w:val="single" w:color="BFBFBF" w:sz="4"/>
+              <w:right w:val="single" w:color="BFBFBF" w:sz="4"/>
+            </w:tcBorders>
+            <w:shd w:fill="F5F5F5" w:color="auto" w:val="clear"/>
+            <w:tcMar>
+              <w:top w:type="dxa" w:w="70"/>
+              <w:left w:type="dxa" w:w="100"/>
+              <w:bottom w:type="dxa" w:w="70"/>
+              <w:right w:type="dxa" w:w="100"/>
+            </w:tcMar>
+          </w:tcPr>
+          <w:p>
+            <w:r>
+              <w:rPr>
+                <w:rFonts w:ascii="Consolas" w:cs="Consolas" w:eastAsia="Consolas" w:hAnsi="Consolas"/>
+                <w:b w:val="false"/>
+                <w:bCs w:val="false"/>
+                <w:sz w:val="18"/>
+                <w:szCs w:val="18"/>
+              </w:rPr>
+              <w:t xml:space="preserve">uuid FK charging_sessions</w:t>
+            </w:r>
+          </w:p>
+        </w:tc>
+        <w:tc>
+          <w:tcPr>
+            <w:tcW w:type="dxa" w:w="3926"/>
+            <w:tcBorders>
+              <w:top w:val="single" w:color="BFBFBF" w:sz="4"/>
+              <w:left w:val="single" w:color="BFBFBF" w:sz="4"/>
+              <w:bottom w:val="single" w:color="BFBFBF" w:sz="4"/>
+              <w:right w:val="single" w:color="BFBFBF" w:sz="4"/>
+            </w:tcBorders>
+            <w:shd w:fill="F5F5F5" w:color="auto" w:val="clear"/>
+            <w:tcMar>
+              <w:top w:type="dxa" w:w="70"/>
+              <w:left w:type="dxa" w:w="100"/>
+              <w:bottom w:type="dxa" w:w="70"/>
+              <w:right w:type="dxa" w:w="100"/>
+            </w:tcMar>
+          </w:tcPr>
+          <w:p>
+            <w:r>
+              <w:rPr>
+                <w:b w:val="false"/>
+                <w:bCs w:val="false"/>
+                <w:sz w:val="18"/>
+                <w:szCs w:val="18"/>
+              </w:rPr>
+              <w:t xml:space="preserve">Set automatically (section 7.9)</w:t>
+            </w:r>
+          </w:p>
+        </w:tc>
+      </w:tr>
+      <w:tr>
+        <w:trPr>
+          <w:tblHeader w:val="off"/>
+        </w:trPr>
+        <w:tc>
+          <w:tcPr>
+            <w:tcW w:type="dxa" w:w="2400"/>
+            <w:tcBorders>
+              <w:top w:val="single" w:color="BFBFBF" w:sz="4"/>
+              <w:left w:val="single" w:color="BFBFBF" w:sz="4"/>
+              <w:bottom w:val="single" w:color="BFBFBF" w:sz="4"/>
+              <w:right w:val="single" w:color="BFBFBF" w:sz="4"/>
+            </w:tcBorders>
+            <w:tcMar>
+              <w:top w:type="dxa" w:w="70"/>
+              <w:left w:type="dxa" w:w="100"/>
+              <w:bottom w:type="dxa" w:w="70"/>
+              <w:right w:type="dxa" w:w="100"/>
+            </w:tcMar>
+          </w:tcPr>
+          <w:p>
+            <w:r>
+              <w:rPr>
+                <w:rFonts w:ascii="Consolas" w:cs="Consolas" w:eastAsia="Consolas" w:hAnsi="Consolas"/>
+                <w:b w:val="false"/>
+                <w:bCs w:val="false"/>
+                <w:sz w:val="18"/>
+                <w:szCs w:val="18"/>
+              </w:rPr>
+              <w:t xml:space="preserve">link_reason</w:t>
+            </w:r>
+          </w:p>
+        </w:tc>
+        <w:tc>
+          <w:tcPr>
+            <w:tcW w:type="dxa" w:w="2700"/>
+            <w:tcBorders>
+              <w:top w:val="single" w:color="BFBFBF" w:sz="4"/>
+              <w:left w:val="single" w:color="BFBFBF" w:sz="4"/>
+              <w:bottom w:val="single" w:color="BFBFBF" w:sz="4"/>
+              <w:right w:val="single" w:color="BFBFBF" w:sz="4"/>
+            </w:tcBorders>
+            <w:tcMar>
+              <w:top w:type="dxa" w:w="70"/>
+              <w:left w:type="dxa" w:w="100"/>
+              <w:bottom w:type="dxa" w:w="70"/>
+              <w:right w:type="dxa" w:w="100"/>
+            </w:tcMar>
+          </w:tcPr>
+          <w:p>
+            <w:r>
+              <w:rPr>
+                <w:rFonts w:ascii="Consolas" w:cs="Consolas" w:eastAsia="Consolas" w:hAnsi="Consolas"/>
+                <w:b w:val="false"/>
+                <w:bCs w:val="false"/>
+                <w:sz w:val="18"/>
+                <w:szCs w:val="18"/>
+              </w:rPr>
+              <w:t xml:space="preserve">incident_link_reason NOT NULL</w:t>
+            </w:r>
+          </w:p>
+        </w:tc>
+        <w:tc>
+          <w:tcPr>
+            <w:tcW w:type="dxa" w:w="3926"/>
+            <w:tcBorders>
+              <w:top w:val="single" w:color="BFBFBF" w:sz="4"/>
+              <w:left w:val="single" w:color="BFBFBF" w:sz="4"/>
+              <w:bottom w:val="single" w:color="BFBFBF" w:sz="4"/>
+              <w:right w:val="single" w:color="BFBFBF" w:sz="4"/>
+            </w:tcBorders>
+            <w:tcMar>
+              <w:top w:type="dxa" w:w="70"/>
+              <w:left w:type="dxa" w:w="100"/>
+              <w:bottom w:type="dxa" w:w="70"/>
+              <w:right w:type="dxa" w:w="100"/>
+            </w:tcMar>
+          </w:tcPr>
+          <w:p>
+            <w:r>
+              <w:rPr>
+                <w:b w:val="false"/>
+                <w:bCs w:val="false"/>
+                <w:sz w:val="18"/>
+                <w:szCs w:val="18"/>
+              </w:rPr>
+              <w:t xml:space="preserve"/>
+            </w:r>
+          </w:p>
+        </w:tc>
+      </w:tr>
+      <w:tr>
+        <w:trPr>
+          <w:tblHeader w:val="off"/>
+        </w:trPr>
+        <w:tc>
+          <w:tcPr>
+            <w:tcW w:type="dxa" w:w="2400"/>
+            <w:tcBorders>
+              <w:top w:val="single" w:color="BFBFBF" w:sz="4"/>
+              <w:left w:val="single" w:color="BFBFBF" w:sz="4"/>
+              <w:bottom w:val="single" w:color="BFBFBF" w:sz="4"/>
+              <w:right w:val="single" w:color="BFBFBF" w:sz="4"/>
+            </w:tcBorders>
+            <w:shd w:fill="F5F5F5" w:color="auto" w:val="clear"/>
+            <w:tcMar>
+              <w:top w:type="dxa" w:w="70"/>
+              <w:left w:type="dxa" w:w="100"/>
+              <w:bottom w:type="dxa" w:w="70"/>
+              <w:right w:type="dxa" w:w="100"/>
+            </w:tcMar>
+          </w:tcPr>
+          <w:p>
+            <w:r>
+              <w:rPr>
+                <w:rFonts w:ascii="Consolas" w:cs="Consolas" w:eastAsia="Consolas" w:hAnsi="Consolas"/>
+                <w:b w:val="false"/>
+                <w:bCs w:val="false"/>
+                <w:sz w:val="18"/>
+                <w:szCs w:val="18"/>
+              </w:rPr>
+              <w:t xml:space="preserve">status</w:t>
+            </w:r>
+          </w:p>
+        </w:tc>
+        <w:tc>
+          <w:tcPr>
+            <w:tcW w:type="dxa" w:w="2700"/>
+            <w:tcBorders>
+              <w:top w:val="single" w:color="BFBFBF" w:sz="4"/>
+              <w:left w:val="single" w:color="BFBFBF" w:sz="4"/>
+              <w:bottom w:val="single" w:color="BFBFBF" w:sz="4"/>
+              <w:right w:val="single" w:color="BFBFBF" w:sz="4"/>
+            </w:tcBorders>
+            <w:shd w:fill="F5F5F5" w:color="auto" w:val="clear"/>
+            <w:tcMar>
+              <w:top w:type="dxa" w:w="70"/>
+              <w:left w:type="dxa" w:w="100"/>
+              <w:bottom w:type="dxa" w:w="70"/>
+              <w:right w:type="dxa" w:w="100"/>
+            </w:tcMar>
+          </w:tcPr>
+          <w:p>
+            <w:r>
+              <w:rPr>
+                <w:rFonts w:ascii="Consolas" w:cs="Consolas" w:eastAsia="Consolas" w:hAnsi="Consolas"/>
+                <w:b w:val="false"/>
+                <w:bCs w:val="false"/>
+                <w:sz w:val="18"/>
+                <w:szCs w:val="18"/>
+              </w:rPr>
+              <w:t xml:space="preserve">incident_status NOT NULL</w:t>
+            </w:r>
+          </w:p>
+        </w:tc>
+        <w:tc>
+          <w:tcPr>
+            <w:tcW w:type="dxa" w:w="3926"/>
+            <w:tcBorders>
+              <w:top w:val="single" w:color="BFBFBF" w:sz="4"/>
+              <w:left w:val="single" w:color="BFBFBF" w:sz="4"/>
+              <w:bottom w:val="single" w:color="BFBFBF" w:sz="4"/>
+              <w:right w:val="single" w:color="BFBFBF" w:sz="4"/>
+            </w:tcBorders>
+            <w:shd w:fill="F5F5F5" w:color="auto" w:val="clear"/>
+            <w:tcMar>
+              <w:top w:type="dxa" w:w="70"/>
+              <w:left w:type="dxa" w:w="100"/>
+              <w:bottom w:type="dxa" w:w="70"/>
+              <w:right w:type="dxa" w:w="100"/>
+            </w:tcMar>
+          </w:tcPr>
+          <w:p>
+            <w:r>
+              <w:rPr>
+                <w:b w:val="false"/>
+                <w:bCs w:val="false"/>
+                <w:sz w:val="18"/>
+                <w:szCs w:val="18"/>
+              </w:rPr>
+              <w:t xml:space="preserve">Default OPEN</w:t>
+            </w:r>
+          </w:p>
+        </w:tc>
+      </w:tr>
+      <w:tr>
+        <w:trPr>
+          <w:tblHeader w:val="off"/>
+        </w:trPr>
+        <w:tc>
+          <w:tcPr>
+            <w:tcW w:type="dxa" w:w="2400"/>
+            <w:tcBorders>
+              <w:top w:val="single" w:color="BFBFBF" w:sz="4"/>
+              <w:left w:val="single" w:color="BFBFBF" w:sz="4"/>
+              <w:bottom w:val="single" w:color="BFBFBF" w:sz="4"/>
+              <w:right w:val="single" w:color="BFBFBF" w:sz="4"/>
+            </w:tcBorders>
+            <w:tcMar>
+              <w:top w:type="dxa" w:w="70"/>
+              <w:left w:type="dxa" w:w="100"/>
+              <w:bottom w:type="dxa" w:w="70"/>
+              <w:right w:type="dxa" w:w="100"/>
+            </w:tcMar>
+          </w:tcPr>
+          <w:p>
+            <w:r>
+              <w:rPr>
+                <w:rFonts w:ascii="Consolas" w:cs="Consolas" w:eastAsia="Consolas" w:hAnsi="Consolas"/>
+                <w:b w:val="false"/>
+                <w:bCs w:val="false"/>
+                <w:sz w:val="18"/>
+                <w:szCs w:val="18"/>
+              </w:rPr>
+              <w:t xml:space="preserve">operator_reference</w:t>
+            </w:r>
+          </w:p>
+        </w:tc>
+        <w:tc>
+          <w:tcPr>
+            <w:tcW w:type="dxa" w:w="2700"/>
+            <w:tcBorders>
+              <w:top w:val="single" w:color="BFBFBF" w:sz="4"/>
+              <w:left w:val="single" w:color="BFBFBF" w:sz="4"/>
+              <w:bottom w:val="single" w:color="BFBFBF" w:sz="4"/>
+              <w:right w:val="single" w:color="BFBFBF" w:sz="4"/>
+            </w:tcBorders>
+            <w:tcMar>
+              <w:top w:type="dxa" w:w="70"/>
+              <w:left w:type="dxa" w:w="100"/>
+              <w:bottom w:type="dxa" w:w="70"/>
+              <w:right w:type="dxa" w:w="100"/>
+            </w:tcMar>
+          </w:tcPr>
+          <w:p>
+            <w:r>
+              <w:rPr>
+                <w:rFonts w:ascii="Consolas" w:cs="Consolas" w:eastAsia="Consolas" w:hAnsi="Consolas"/>
+                <w:b w:val="false"/>
+                <w:bCs w:val="false"/>
+                <w:sz w:val="18"/>
+                <w:szCs w:val="18"/>
+              </w:rPr>
+              <w:t xml:space="preserve">text</w:t>
+            </w:r>
+          </w:p>
+        </w:tc>
+        <w:tc>
+          <w:tcPr>
+            <w:tcW w:type="dxa" w:w="3926"/>
+            <w:tcBorders>
+              <w:top w:val="single" w:color="BFBFBF" w:sz="4"/>
+              <w:left w:val="single" w:color="BFBFBF" w:sz="4"/>
+              <w:bottom w:val="single" w:color="BFBFBF" w:sz="4"/>
+              <w:right w:val="single" w:color="BFBFBF" w:sz="4"/>
+            </w:tcBorders>
+            <w:tcMar>
+              <w:top w:type="dxa" w:w="70"/>
+              <w:left w:type="dxa" w:w="100"/>
+              <w:bottom w:type="dxa" w:w="70"/>
+              <w:right w:type="dxa" w:w="100"/>
+            </w:tcMar>
+          </w:tcPr>
+          <w:p>
+            <w:r>
+              <w:rPr>
+                <w:b w:val="false"/>
+                <w:bCs w:val="false"/>
+                <w:sz w:val="18"/>
+                <w:szCs w:val="18"/>
+              </w:rPr>
+              <w:t xml:space="preserve">Complaint / ticket number from the charging company</w:t>
+            </w:r>
+          </w:p>
+        </w:tc>
+      </w:tr>
+      <w:tr>
+        <w:trPr>
+          <w:tblHeader w:val="off"/>
+        </w:trPr>
+        <w:tc>
+          <w:tcPr>
+            <w:tcW w:type="dxa" w:w="2400"/>
+            <w:tcBorders>
+              <w:top w:val="single" w:color="BFBFBF" w:sz="4"/>
+              <w:left w:val="single" w:color="BFBFBF" w:sz="4"/>
+              <w:bottom w:val="single" w:color="BFBFBF" w:sz="4"/>
+              <w:right w:val="single" w:color="BFBFBF" w:sz="4"/>
+            </w:tcBorders>
+            <w:shd w:fill="F5F5F5" w:color="auto" w:val="clear"/>
+            <w:tcMar>
+              <w:top w:type="dxa" w:w="70"/>
+              <w:left w:type="dxa" w:w="100"/>
+              <w:bottom w:type="dxa" w:w="70"/>
+              <w:right w:type="dxa" w:w="100"/>
+            </w:tcMar>
+          </w:tcPr>
+          <w:p>
+            <w:r>
+              <w:rPr>
+                <w:rFonts w:ascii="Consolas" w:cs="Consolas" w:eastAsia="Consolas" w:hAnsi="Consolas"/>
+                <w:b w:val="false"/>
+                <w:bCs w:val="false"/>
+                <w:sz w:val="18"/>
+                <w:szCs w:val="18"/>
+              </w:rPr>
+              <w:t xml:space="preserve">created_at, updated_at, resolved_at</w:t>
+            </w:r>
+          </w:p>
+        </w:tc>
+        <w:tc>
+          <w:tcPr>
+            <w:tcW w:type="dxa" w:w="2700"/>
+            <w:tcBorders>
+              <w:top w:val="single" w:color="BFBFBF" w:sz="4"/>
+              <w:left w:val="single" w:color="BFBFBF" w:sz="4"/>
+              <w:bottom w:val="single" w:color="BFBFBF" w:sz="4"/>
+              <w:right w:val="single" w:color="BFBFBF" w:sz="4"/>
+            </w:tcBorders>
+            <w:shd w:fill="F5F5F5" w:color="auto" w:val="clear"/>
+            <w:tcMar>
+              <w:top w:type="dxa" w:w="70"/>
+              <w:left w:type="dxa" w:w="100"/>
+              <w:bottom w:type="dxa" w:w="70"/>
+              <w:right w:type="dxa" w:w="100"/>
+            </w:tcMar>
+          </w:tcPr>
+          <w:p>
+            <w:r>
+              <w:rPr>
+                <w:rFonts w:ascii="Consolas" w:cs="Consolas" w:eastAsia="Consolas" w:hAnsi="Consolas"/>
+                <w:b w:val="false"/>
+                <w:bCs w:val="false"/>
+                <w:sz w:val="18"/>
+                <w:szCs w:val="18"/>
+              </w:rPr>
+              <w:t xml:space="preserve">timestamptz</w:t>
+            </w:r>
+          </w:p>
+        </w:tc>
+        <w:tc>
+          <w:tcPr>
+            <w:tcW w:type="dxa" w:w="3926"/>
+            <w:tcBorders>
+              <w:top w:val="single" w:color="BFBFBF" w:sz="4"/>
+              <w:left w:val="single" w:color="BFBFBF" w:sz="4"/>
+              <w:bottom w:val="single" w:color="BFBFBF" w:sz="4"/>
+              <w:right w:val="single" w:color="BFBFBF" w:sz="4"/>
+            </w:tcBorders>
+            <w:shd w:fill="F5F5F5" w:color="auto" w:val="clear"/>
+            <w:tcMar>
+              <w:top w:type="dxa" w:w="70"/>
+              <w:left w:type="dxa" w:w="100"/>
+              <w:bottom w:type="dxa" w:w="70"/>
+              <w:right w:type="dxa" w:w="100"/>
+            </w:tcMar>
+          </w:tcPr>
+          <w:p>
+            <w:r>
+              <w:rPr>
+                <w:b w:val="false"/>
+                <w:bCs w:val="false"/>
+                <w:sz w:val="18"/>
+                <w:szCs w:val="18"/>
+              </w:rPr>
+              <w:t xml:space="preserve">created_at is server time and is the evidence timestamp</w:t>
+            </w:r>
+          </w:p>
+        </w:tc>
+      </w:tr>
+    </w:tbl>
+    <w:p>
+      <w:pPr>
+        <w:spacing w:after="120"/>
+      </w:pPr>
+      <w:r>
+        <w:rPr>
+          <w:b/>
+          <w:bCs/>
+        </w:rPr>
+        <w:t xml:space="preserve">incident_events</w:t>
+      </w:r>
+      <w:r>
+        <w:t xml:space="preserve">: id, incident_id, actor_user_id (NULL = system), from_status, to_status, note, created_at. Insert-only: the full history of every incident.</w:t>
+      </w:r>
+    </w:p>
+    <w:p>
+      <w:pPr>
+        <w:spacing w:after="120"/>
+      </w:pPr>
+      <w:r>
+        <w:rPr>
+          <w:b/>
+          <w:bCs/>
+        </w:rPr>
+        <w:t xml:space="preserve">Storage bucket incident-photos</w:t>
+      </w:r>
+      <w:r>
+        <w:t xml:space="preserve"> (private): path {society_id}/{user_id}/{uuid}.jpg; JPEG/PNG ≤ 5 MB; the app strips location metadata before upload; read only through 10-minute signed URLs by the reporter and the society’s admins.</w:t>
+      </w:r>
+    </w:p>
+    <w:p>
+      <w:pPr>
         <w:spacing w:after="120"/>
       </w:pPr>
       <w:r>
@@ -12903,7 +14186,7 @@
         <w:t xml:space="preserve">issues, issue_comments</w:t>
       </w:r>
       <w:r>
-        <w:t xml:space="preserve"> (can slip past launch): as in version 2, without billing categories.</w:t>
+        <w:t xml:space="preserve"> (general issues, can slip past launch): as in version 2, without billing categories.</w:t>
       </w:r>
     </w:p>
     <w:p>
@@ -13152,6 +14435,21 @@
     <w:p>
       <w:pPr>
         <w:shd w:fill="F2F4F5" w:color="auto" w:val="clear"/>
+        <w:spacing w:after="0" w:before="0"/>
+        <w:ind w:left="160" w:right="160"/>
+      </w:pPr>
+      <w:r>
+        <w:rPr>
+          <w:rFonts w:ascii="Consolas" w:cs="Consolas" w:eastAsia="Consolas" w:hAnsi="Consolas"/>
+          <w:sz w:val="17"/>
+          <w:szCs w:val="17"/>
+        </w:rPr>
+        <w:t xml:space="preserve">CREATE INDEX ix_users_society     ON users(society_id, membership_status);</w:t>
+      </w:r>
+    </w:p>
+    <w:p>
+      <w:pPr>
+        <w:shd w:fill="F2F4F5" w:color="auto" w:val="clear"/>
         <w:spacing w:after="140" w:before="0"/>
         <w:ind w:left="160" w:right="160"/>
       </w:pPr>
@@ -13161,7 +14459,7 @@
           <w:sz w:val="17"/>
           <w:szCs w:val="17"/>
         </w:rPr>
-        <w:t xml:space="preserve">CREATE INDEX ix_users_society     ON users(society_id, membership_status);</w:t>
+        <w:t xml:space="preserve">CREATE INDEX ix_incidents_open    ON incidents(society_id, status, created_at);</w:t>
       </w:r>
     </w:p>
     <w:p>
@@ -14212,6 +15510,69 @@
                 <w:sz w:val="18"/>
                 <w:szCs w:val="18"/>
               </w:rPr>
+              <w:t xml:space="preserve">report_incident(charger_id, kind, description, photo_paths text[])</w:t>
+            </w:r>
+          </w:p>
+        </w:tc>
+        <w:tc>
+          <w:tcPr>
+            <w:tcW w:type="dxa" w:w="5726"/>
+            <w:tcBorders>
+              <w:top w:val="single" w:color="BFBFBF" w:sz="4"/>
+              <w:left w:val="single" w:color="BFBFBF" w:sz="4"/>
+              <w:bottom w:val="single" w:color="BFBFBF" w:sz="4"/>
+              <w:right w:val="single" w:color="BFBFBF" w:sz="4"/>
+            </w:tcBorders>
+            <w:tcMar>
+              <w:top w:type="dxa" w:w="70"/>
+              <w:left w:type="dxa" w:w="100"/>
+              <w:bottom w:type="dxa" w:w="70"/>
+              <w:right w:type="dxa" w:w="100"/>
+            </w:tcMar>
+          </w:tcPr>
+          <w:p>
+            <w:r>
+              <w:rPr>
+                <w:b w:val="false"/>
+                <w:bCs w:val="false"/>
+                <w:sz w:val="18"/>
+                <w:szCs w:val="18"/>
+              </w:rPr>
+              <w:t xml:space="preserve">Section 7.9</w:t>
+            </w:r>
+          </w:p>
+        </w:tc>
+      </w:tr>
+      <w:tr>
+        <w:trPr>
+          <w:tblHeader w:val="off"/>
+        </w:trPr>
+        <w:tc>
+          <w:tcPr>
+            <w:tcW w:type="dxa" w:w="3300"/>
+            <w:tcBorders>
+              <w:top w:val="single" w:color="BFBFBF" w:sz="4"/>
+              <w:left w:val="single" w:color="BFBFBF" w:sz="4"/>
+              <w:bottom w:val="single" w:color="BFBFBF" w:sz="4"/>
+              <w:right w:val="single" w:color="BFBFBF" w:sz="4"/>
+            </w:tcBorders>
+            <w:shd w:fill="F5F5F5" w:color="auto" w:val="clear"/>
+            <w:tcMar>
+              <w:top w:type="dxa" w:w="70"/>
+              <w:left w:type="dxa" w:w="100"/>
+              <w:bottom w:type="dxa" w:w="70"/>
+              <w:right w:type="dxa" w:w="100"/>
+            </w:tcMar>
+          </w:tcPr>
+          <w:p>
+            <w:r>
+              <w:rPr>
+                <w:rFonts w:ascii="Consolas" w:cs="Consolas" w:eastAsia="Consolas" w:hAnsi="Consolas"/>
+                <w:b w:val="false"/>
+                <w:bCs w:val="false"/>
+                <w:sz w:val="18"/>
+                <w:szCs w:val="18"/>
+              </w:rPr>
               <w:t xml:space="preserve">mark_notifications_read(ids uuid[] or NULL for all)</w:t>
             </w:r>
           </w:p>
@@ -14225,6 +15586,7 @@
               <w:bottom w:val="single" w:color="BFBFBF" w:sz="4"/>
               <w:right w:val="single" w:color="BFBFBF" w:sz="4"/>
             </w:tcBorders>
+            <w:shd w:fill="F5F5F5" w:color="auto" w:val="clear"/>
             <w:tcMar>
               <w:top w:type="dxa" w:w="70"/>
               <w:left w:type="dxa" w:w="100"/>
@@ -14258,7 +15620,6 @@
               <w:bottom w:val="single" w:color="BFBFBF" w:sz="4"/>
               <w:right w:val="single" w:color="BFBFBF" w:sz="4"/>
             </w:tcBorders>
-            <w:shd w:fill="F5F5F5" w:color="auto" w:val="clear"/>
             <w:tcMar>
               <w:top w:type="dxa" w:w="70"/>
               <w:left w:type="dxa" w:w="100"/>
@@ -14288,7 +15649,6 @@
               <w:bottom w:val="single" w:color="BFBFBF" w:sz="4"/>
               <w:right w:val="single" w:color="BFBFBF" w:sz="4"/>
             </w:tcBorders>
-            <w:shd w:fill="F5F5F5" w:color="auto" w:val="clear"/>
             <w:tcMar>
               <w:top w:type="dxa" w:w="70"/>
               <w:left w:type="dxa" w:w="100"/>
@@ -14933,6 +16293,69 @@
                 <w:sz w:val="18"/>
                 <w:szCs w:val="18"/>
               </w:rPr>
+              <w:t xml:space="preserve">admin_update_incident(incident_id, status, operator_reference, note)</w:t>
+            </w:r>
+          </w:p>
+        </w:tc>
+        <w:tc>
+          <w:tcPr>
+            <w:tcW w:type="dxa" w:w="5726"/>
+            <w:tcBorders>
+              <w:top w:val="single" w:color="BFBFBF" w:sz="4"/>
+              <w:left w:val="single" w:color="BFBFBF" w:sz="4"/>
+              <w:bottom w:val="single" w:color="BFBFBF" w:sz="4"/>
+              <w:right w:val="single" w:color="BFBFBF" w:sz="4"/>
+            </w:tcBorders>
+            <w:tcMar>
+              <w:top w:type="dxa" w:w="70"/>
+              <w:left w:type="dxa" w:w="100"/>
+              <w:bottom w:type="dxa" w:w="70"/>
+              <w:right w:type="dxa" w:w="100"/>
+            </w:tcMar>
+          </w:tcPr>
+          <w:p>
+            <w:r>
+              <w:rPr>
+                <w:b w:val="false"/>
+                <w:bCs w:val="false"/>
+                <w:sz w:val="18"/>
+                <w:szCs w:val="18"/>
+              </w:rPr>
+              <w:t xml:space="preserve">Writes incident_events; notifies the reporter (INCIDENT_UPDATED)</w:t>
+            </w:r>
+          </w:p>
+        </w:tc>
+      </w:tr>
+      <w:tr>
+        <w:trPr>
+          <w:tblHeader w:val="off"/>
+        </w:trPr>
+        <w:tc>
+          <w:tcPr>
+            <w:tcW w:type="dxa" w:w="3300"/>
+            <w:tcBorders>
+              <w:top w:val="single" w:color="BFBFBF" w:sz="4"/>
+              <w:left w:val="single" w:color="BFBFBF" w:sz="4"/>
+              <w:bottom w:val="single" w:color="BFBFBF" w:sz="4"/>
+              <w:right w:val="single" w:color="BFBFBF" w:sz="4"/>
+            </w:tcBorders>
+            <w:shd w:fill="F5F5F5" w:color="auto" w:val="clear"/>
+            <w:tcMar>
+              <w:top w:type="dxa" w:w="70"/>
+              <w:left w:type="dxa" w:w="100"/>
+              <w:bottom w:type="dxa" w:w="70"/>
+              <w:right w:type="dxa" w:w="100"/>
+            </w:tcMar>
+          </w:tcPr>
+          <w:p>
+            <w:r>
+              <w:rPr>
+                <w:rFonts w:ascii="Consolas" w:cs="Consolas" w:eastAsia="Consolas" w:hAnsi="Consolas"/>
+                <w:b w:val="false"/>
+                <w:bCs w:val="false"/>
+                <w:sz w:val="18"/>
+                <w:szCs w:val="18"/>
+              </w:rPr>
               <w:t xml:space="preserve">admin_update_settings(settings jsonb)</w:t>
             </w:r>
           </w:p>
@@ -14946,6 +16369,7 @@
               <w:bottom w:val="single" w:color="BFBFBF" w:sz="4"/>
               <w:right w:val="single" w:color="BFBFBF" w:sz="4"/>
             </w:tcBorders>
+            <w:shd w:fill="F5F5F5" w:color="auto" w:val="clear"/>
             <w:tcMar>
               <w:top w:type="dxa" w:w="70"/>
               <w:left w:type="dxa" w:w="100"/>
@@ -15708,7 +17132,89 @@
         <w:spacing w:after="100" w:before="220"/>
       </w:pPr>
       <w:r>
-        <w:t xml:space="preserve">7.9 Scheduled job: run_minute_jobs() (pg_cron, every minute)</w:t>
+        <w:t xml:space="preserve">7.9 report_incident</w:t>
+      </w:r>
+    </w:p>
+    <w:p>
+      <w:pPr>
+        <w:pStyle w:val="ListParagraph"/>
+        <w:numPr>
+          <w:ilvl w:val="0"/>
+          <w:numId w:val="7"/>
+        </w:numPr>
+        <w:spacing w:after="70"/>
+      </w:pPr>
+      <w:r>
+        <w:t xml:space="preserve">Caller VERIFIED; charger in caller’s society (else NOT_FOUND). Validate description; VEHICLE_DAMAGE and CHARGER_DAMAGE need at least one photo (else INCIDENT_PHOTO_REQUIRED). Every photo path must start with {society_id}/{caller_id}/.</w:t>
+      </w:r>
+    </w:p>
+    <w:p>
+      <w:pPr>
+        <w:pStyle w:val="ListParagraph"/>
+        <w:numPr>
+          <w:ilvl w:val="0"/>
+          <w:numId w:val="7"/>
+        </w:numPr>
+        <w:spacing w:after="70"/>
+      </w:pPr>
+      <w:r>
+        <w:t xml:space="preserve">Lock the charger. Link a session: the ACTIVE session on the charger (ACTIVE_SESSION); otherwise the most recent session that ended within the last 3 hours (RECENT_SESSION); otherwise none (NONE).</w:t>
+      </w:r>
+    </w:p>
+    <w:p>
+      <w:pPr>
+        <w:pStyle w:val="ListParagraph"/>
+        <w:numPr>
+          <w:ilvl w:val="0"/>
+          <w:numId w:val="7"/>
+        </w:numPr>
+        <w:spacing w:after="70"/>
+      </w:pPr>
+      <w:r>
+        <w:t xml:space="preserve">Insert the incident (OPEN) and an incident_events row.</w:t>
+      </w:r>
+    </w:p>
+    <w:p>
+      <w:pPr>
+        <w:pStyle w:val="ListParagraph"/>
+        <w:numPr>
+          <w:ilvl w:val="0"/>
+          <w:numId w:val="7"/>
+        </w:numPr>
+        <w:spacing w:after="70"/>
+      </w:pPr>
+      <w:r>
+        <w:t xml:space="preserve">If the charger condition is OK, set it to DAMAGED with note “Incident {id}” (same effect as admin_set_condition: live offer withdrawn, charger OUT_OF_SERVICE). An ACTIVE session is not ended automatically; the admin decides.</w:t>
+      </w:r>
+    </w:p>
+    <w:p>
+      <w:pPr>
+        <w:pStyle w:val="ListParagraph"/>
+        <w:numPr>
+          <w:ilvl w:val="0"/>
+          <w:numId w:val="7"/>
+        </w:numPr>
+        <w:spacing w:after="70"/>
+      </w:pPr>
+      <w:r>
+        <w:t xml:space="preserve">Notify all society admins with ADMIN_INCIDENT_REPORTED (sent immediately, including quiet hours: the only exception to quiet hours).</w:t>
+      </w:r>
+    </w:p>
+    <w:p>
+      <w:pPr>
+        <w:spacing w:after="120"/>
+      </w:pPr>
+      <w:r>
+        <w:t xml:space="preserve">The admin sets the charger back to OK with admin_set_condition once the charging company confirms it is safe. In the app, the admin can share an incident summary (charger, time, kind, description, photos, linked session’s time and flat) as a PDF through WhatsApp or email.</w:t>
+      </w:r>
+    </w:p>
+    <w:p>
+      <w:pPr>
+        <w:pStyle w:val="Heading2"/>
+        <w:spacing w:after="100" w:before="220"/>
+      </w:pPr>
+      <w:r>
+        <w:t xml:space="preserve">7.10 Scheduled job: run_minute_jobs() (pg_cron, every minute)</w:t>
       </w:r>
     </w:p>
     <w:tbl>
@@ -16831,6 +18337,132 @@
                 <w:szCs w:val="18"/>
               </w:rPr>
               <w:t xml:space="preserve">Admin only: month, flat, sessions, used_minutes, overdue_minutes, flagged_sessions, missed_turns</w:t>
+            </w:r>
+          </w:p>
+        </w:tc>
+      </w:tr>
+      <w:tr>
+        <w:trPr>
+          <w:tblHeader w:val="off"/>
+        </w:trPr>
+        <w:tc>
+          <w:tcPr>
+            <w:tcW w:type="dxa" w:w="2800"/>
+            <w:tcBorders>
+              <w:top w:val="single" w:color="BFBFBF" w:sz="4"/>
+              <w:left w:val="single" w:color="BFBFBF" w:sz="4"/>
+              <w:bottom w:val="single" w:color="BFBFBF" w:sz="4"/>
+              <w:right w:val="single" w:color="BFBFBF" w:sz="4"/>
+            </w:tcBorders>
+            <w:tcMar>
+              <w:top w:type="dxa" w:w="70"/>
+              <w:left w:type="dxa" w:w="100"/>
+              <w:bottom w:type="dxa" w:w="70"/>
+              <w:right w:type="dxa" w:w="100"/>
+            </w:tcMar>
+          </w:tcPr>
+          <w:p>
+            <w:r>
+              <w:rPr>
+                <w:rFonts w:ascii="Consolas" w:cs="Consolas" w:eastAsia="Consolas" w:hAnsi="Consolas"/>
+                <w:b w:val="false"/>
+                <w:bCs w:val="false"/>
+                <w:sz w:val="18"/>
+                <w:szCs w:val="18"/>
+              </w:rPr>
+              <w:t xml:space="preserve">v_my_incidents</w:t>
+            </w:r>
+          </w:p>
+        </w:tc>
+        <w:tc>
+          <w:tcPr>
+            <w:tcW w:type="dxa" w:w="6226"/>
+            <w:tcBorders>
+              <w:top w:val="single" w:color="BFBFBF" w:sz="4"/>
+              <w:left w:val="single" w:color="BFBFBF" w:sz="4"/>
+              <w:bottom w:val="single" w:color="BFBFBF" w:sz="4"/>
+              <w:right w:val="single" w:color="BFBFBF" w:sz="4"/>
+            </w:tcBorders>
+            <w:tcMar>
+              <w:top w:type="dxa" w:w="70"/>
+              <w:left w:type="dxa" w:w="100"/>
+              <w:bottom w:type="dxa" w:w="70"/>
+              <w:right w:type="dxa" w:w="100"/>
+            </w:tcMar>
+          </w:tcPr>
+          <w:p>
+            <w:r>
+              <w:rPr>
+                <w:b w:val="false"/>
+                <w:bCs w:val="false"/>
+                <w:sz w:val="18"/>
+                <w:szCs w:val="18"/>
+              </w:rPr>
+              <w:t xml:space="preserve">Caller’s incidents with status history</w:t>
+            </w:r>
+          </w:p>
+        </w:tc>
+      </w:tr>
+      <w:tr>
+        <w:trPr>
+          <w:tblHeader w:val="off"/>
+        </w:trPr>
+        <w:tc>
+          <w:tcPr>
+            <w:tcW w:type="dxa" w:w="2800"/>
+            <w:tcBorders>
+              <w:top w:val="single" w:color="BFBFBF" w:sz="4"/>
+              <w:left w:val="single" w:color="BFBFBF" w:sz="4"/>
+              <w:bottom w:val="single" w:color="BFBFBF" w:sz="4"/>
+              <w:right w:val="single" w:color="BFBFBF" w:sz="4"/>
+            </w:tcBorders>
+            <w:shd w:fill="F5F5F5" w:color="auto" w:val="clear"/>
+            <w:tcMar>
+              <w:top w:type="dxa" w:w="70"/>
+              <w:left w:type="dxa" w:w="100"/>
+              <w:bottom w:type="dxa" w:w="70"/>
+              <w:right w:type="dxa" w:w="100"/>
+            </w:tcMar>
+          </w:tcPr>
+          <w:p>
+            <w:r>
+              <w:rPr>
+                <w:rFonts w:ascii="Consolas" w:cs="Consolas" w:eastAsia="Consolas" w:hAnsi="Consolas"/>
+                <w:b w:val="false"/>
+                <w:bCs w:val="false"/>
+                <w:sz w:val="18"/>
+                <w:szCs w:val="18"/>
+              </w:rPr>
+              <w:t xml:space="preserve">v_admin_incidents</w:t>
+            </w:r>
+          </w:p>
+        </w:tc>
+        <w:tc>
+          <w:tcPr>
+            <w:tcW w:type="dxa" w:w="6226"/>
+            <w:tcBorders>
+              <w:top w:val="single" w:color="BFBFBF" w:sz="4"/>
+              <w:left w:val="single" w:color="BFBFBF" w:sz="4"/>
+              <w:bottom w:val="single" w:color="BFBFBF" w:sz="4"/>
+              <w:right w:val="single" w:color="BFBFBF" w:sz="4"/>
+            </w:tcBorders>
+            <w:shd w:fill="F5F5F5" w:color="auto" w:val="clear"/>
+            <w:tcMar>
+              <w:top w:type="dxa" w:w="70"/>
+              <w:left w:type="dxa" w:w="100"/>
+              <w:bottom w:type="dxa" w:w="70"/>
+              <w:right w:type="dxa" w:w="100"/>
+            </w:tcMar>
+          </w:tcPr>
+          <w:p>
+            <w:r>
+              <w:rPr>
+                <w:b w:val="false"/>
+                <w:bCs w:val="false"/>
+                <w:sz w:val="18"/>
+                <w:szCs w:val="18"/>
+              </w:rPr>
+              <w:t xml:space="preserve">Admin only: incidents with charger, reporter, linked session (start, end, flat, resident name and phone) and status history</w:t>
             </w:r>
           </w:p>
         </w:tc>
@@ -17857,6 +19489,69 @@
                 <w:sz w:val="18"/>
                 <w:szCs w:val="18"/>
               </w:rPr>
+              <w:t xml:space="preserve">INCIDENT_PHOTO_REQUIRED</w:t>
+            </w:r>
+          </w:p>
+        </w:tc>
+        <w:tc>
+          <w:tcPr>
+            <w:tcW w:type="dxa" w:w="5826"/>
+            <w:tcBorders>
+              <w:top w:val="single" w:color="BFBFBF" w:sz="4"/>
+              <w:left w:val="single" w:color="BFBFBF" w:sz="4"/>
+              <w:bottom w:val="single" w:color="BFBFBF" w:sz="4"/>
+              <w:right w:val="single" w:color="BFBFBF" w:sz="4"/>
+            </w:tcBorders>
+            <w:tcMar>
+              <w:top w:type="dxa" w:w="70"/>
+              <w:left w:type="dxa" w:w="100"/>
+              <w:bottom w:type="dxa" w:w="70"/>
+              <w:right w:type="dxa" w:w="100"/>
+            </w:tcMar>
+          </w:tcPr>
+          <w:p>
+            <w:r>
+              <w:rPr>
+                <w:b w:val="false"/>
+                <w:bCs w:val="false"/>
+                <w:sz w:val="18"/>
+                <w:szCs w:val="18"/>
+              </w:rPr>
+              <w:t xml:space="preserve">Damage reports need at least one photo</w:t>
+            </w:r>
+          </w:p>
+        </w:tc>
+      </w:tr>
+      <w:tr>
+        <w:trPr>
+          <w:tblHeader w:val="off"/>
+        </w:trPr>
+        <w:tc>
+          <w:tcPr>
+            <w:tcW w:type="dxa" w:w="3200"/>
+            <w:tcBorders>
+              <w:top w:val="single" w:color="BFBFBF" w:sz="4"/>
+              <w:left w:val="single" w:color="BFBFBF" w:sz="4"/>
+              <w:bottom w:val="single" w:color="BFBFBF" w:sz="4"/>
+              <w:right w:val="single" w:color="BFBFBF" w:sz="4"/>
+            </w:tcBorders>
+            <w:shd w:fill="F5F5F5" w:color="auto" w:val="clear"/>
+            <w:tcMar>
+              <w:top w:type="dxa" w:w="70"/>
+              <w:left w:type="dxa" w:w="100"/>
+              <w:bottom w:type="dxa" w:w="70"/>
+              <w:right w:type="dxa" w:w="100"/>
+            </w:tcMar>
+          </w:tcPr>
+          <w:p>
+            <w:r>
+              <w:rPr>
+                <w:rFonts w:ascii="Consolas" w:cs="Consolas" w:eastAsia="Consolas" w:hAnsi="Consolas"/>
+                <w:b w:val="false"/>
+                <w:bCs w:val="false"/>
+                <w:sz w:val="18"/>
+                <w:szCs w:val="18"/>
+              </w:rPr>
               <w:t xml:space="preserve">RATE_LIMITED</w:t>
             </w:r>
           </w:p>
@@ -17870,6 +19565,7 @@
               <w:bottom w:val="single" w:color="BFBFBF" w:sz="4"/>
               <w:right w:val="single" w:color="BFBFBF" w:sz="4"/>
             </w:tcBorders>
+            <w:shd w:fill="F5F5F5" w:color="auto" w:val="clear"/>
             <w:tcMar>
               <w:top w:type="dxa" w:w="70"/>
               <w:left w:type="dxa" w:w="100"/>
@@ -18216,6 +19912,12 @@
     </w:lvlOverride>
   </w:num>
   <w:num w:numId="6">
+    <w:abstractNumId w:val="3"/>
+    <w:lvlOverride w:ilvl="0">
+      <w:startOverride w:val="1"/>
+    </w:lvlOverride>
+  </w:num>
+  <w:num w:numId="7">
     <w:abstractNumId w:val="3"/>
     <w:lvlOverride w:ilvl="0">
       <w:startOverride w:val="1"/>

--- a/docs/pilot-v3/04_EVNest_Database_API_Contract_v3.docx
+++ b/docs/pilot-v3/04_EVNest_Database_API_Contract_v3.docx
@@ -56,7 +56,7 @@
           <w:iCs/>
           <w:color w:val="555555"/>
         </w:rPr>
-        <w:t xml:space="preserve">Version 3.1 — Pilot MVP  ·  1 October 2026  ·  Adds damage and fault reporting (incidents)</w:t>
+        <w:t xml:space="preserve">Version 3.2 — Pilot MVP  ·  1 October 2026  ·  Adds parking zones, tower-based flats and multiple admins (3.1: incidents)</w:t>
       </w:r>
     </w:p>
     <w:p>
@@ -1961,7 +1961,22 @@
           <w:sz w:val="17"/>
           <w:szCs w:val="17"/>
         </w:rPr>
-        <w:t xml:space="preserve">societies 1─1 society_settings        societies 1─N flats, users, chargers</w:t>
+        <w:t xml:space="preserve">societies 1─1 society_settings        societies 1─N flats, users, chargers, zones</w:t>
+      </w:r>
+    </w:p>
+    <w:p>
+      <w:pPr>
+        <w:shd w:fill="F2F4F5" w:color="auto" w:val="clear"/>
+        <w:spacing w:after="0" w:before="0"/>
+        <w:ind w:left="160" w:right="160"/>
+      </w:pPr>
+      <w:r>
+        <w:rPr>
+          <w:rFonts w:ascii="Consolas" w:cs="Consolas" w:eastAsia="Consolas" w:hAnsi="Consolas"/>
+          <w:sz w:val="17"/>
+          <w:szCs w:val="17"/>
+        </w:rPr>
+        <w:t xml:space="preserve">zones     1─N chargers                 zones     1─N queue_entries (NULL zone = any zone)</w:t>
       </w:r>
     </w:p>
     <w:p>
@@ -2583,6 +2598,98 @@
                 <w:sz w:val="18"/>
                 <w:szCs w:val="18"/>
               </w:rPr>
+              <w:t xml:space="preserve">towers</w:t>
+            </w:r>
+          </w:p>
+        </w:tc>
+        <w:tc>
+          <w:tcPr>
+            <w:tcW w:type="dxa" w:w="2700"/>
+            <w:tcBorders>
+              <w:top w:val="single" w:color="BFBFBF" w:sz="4"/>
+              <w:left w:val="single" w:color="BFBFBF" w:sz="4"/>
+              <w:bottom w:val="single" w:color="BFBFBF" w:sz="4"/>
+              <w:right w:val="single" w:color="BFBFBF" w:sz="4"/>
+            </w:tcBorders>
+            <w:tcMar>
+              <w:top w:type="dxa" w:w="70"/>
+              <w:left w:type="dxa" w:w="100"/>
+              <w:bottom w:type="dxa" w:w="70"/>
+              <w:right w:type="dxa" w:w="100"/>
+            </w:tcMar>
+          </w:tcPr>
+          <w:p>
+            <w:r>
+              <w:rPr>
+                <w:rFonts w:ascii="Consolas" w:cs="Consolas" w:eastAsia="Consolas" w:hAnsi="Consolas"/>
+                <w:b w:val="false"/>
+                <w:bCs w:val="false"/>
+                <w:sz w:val="18"/>
+                <w:szCs w:val="18"/>
+              </w:rPr>
+              <w:t xml:space="preserve">text[] NOT NULL</w:t>
+            </w:r>
+          </w:p>
+        </w:tc>
+        <w:tc>
+          <w:tcPr>
+            <w:tcW w:type="dxa" w:w="3926"/>
+            <w:tcBorders>
+              <w:top w:val="single" w:color="BFBFBF" w:sz="4"/>
+              <w:left w:val="single" w:color="BFBFBF" w:sz="4"/>
+              <w:bottom w:val="single" w:color="BFBFBF" w:sz="4"/>
+              <w:right w:val="single" w:color="BFBFBF" w:sz="4"/>
+            </w:tcBorders>
+            <w:tcMar>
+              <w:top w:type="dxa" w:w="70"/>
+              <w:left w:type="dxa" w:w="100"/>
+              <w:bottom w:type="dxa" w:w="70"/>
+              <w:right w:type="dxa" w:w="100"/>
+            </w:tcMar>
+          </w:tcPr>
+          <w:p>
+            <w:r>
+              <w:rPr>
+                <w:b w:val="false"/>
+                <w:bCs w:val="false"/>
+                <w:sz w:val="18"/>
+                <w:szCs w:val="18"/>
+              </w:rPr>
+              <w:t xml:space="preserve">Tower names shown in the registration picker, e.g. {A,B,…,Z}</w:t>
+            </w:r>
+          </w:p>
+        </w:tc>
+      </w:tr>
+      <w:tr>
+        <w:trPr>
+          <w:tblHeader w:val="off"/>
+        </w:trPr>
+        <w:tc>
+          <w:tcPr>
+            <w:tcW w:type="dxa" w:w="2400"/>
+            <w:tcBorders>
+              <w:top w:val="single" w:color="BFBFBF" w:sz="4"/>
+              <w:left w:val="single" w:color="BFBFBF" w:sz="4"/>
+              <w:bottom w:val="single" w:color="BFBFBF" w:sz="4"/>
+              <w:right w:val="single" w:color="BFBFBF" w:sz="4"/>
+            </w:tcBorders>
+            <w:shd w:fill="F5F5F5" w:color="auto" w:val="clear"/>
+            <w:tcMar>
+              <w:top w:type="dxa" w:w="70"/>
+              <w:left w:type="dxa" w:w="100"/>
+              <w:bottom w:type="dxa" w:w="70"/>
+              <w:right w:type="dxa" w:w="100"/>
+            </w:tcMar>
+          </w:tcPr>
+          <w:p>
+            <w:r>
+              <w:rPr>
+                <w:rFonts w:ascii="Consolas" w:cs="Consolas" w:eastAsia="Consolas" w:hAnsi="Consolas"/>
+                <w:b w:val="false"/>
+                <w:bCs w:val="false"/>
+                <w:sz w:val="18"/>
+                <w:szCs w:val="18"/>
+              </w:rPr>
               <w:t xml:space="preserve">timezone</w:t>
             </w:r>
           </w:p>
@@ -2596,6 +2703,7 @@
               <w:bottom w:val="single" w:color="BFBFBF" w:sz="4"/>
               <w:right w:val="single" w:color="BFBFBF" w:sz="4"/>
             </w:tcBorders>
+            <w:shd w:fill="F5F5F5" w:color="auto" w:val="clear"/>
             <w:tcMar>
               <w:top w:type="dxa" w:w="70"/>
               <w:left w:type="dxa" w:w="100"/>
@@ -2625,6 +2733,7 @@
               <w:bottom w:val="single" w:color="BFBFBF" w:sz="4"/>
               <w:right w:val="single" w:color="BFBFBF" w:sz="4"/>
             </w:tcBorders>
+            <w:shd w:fill="F5F5F5" w:color="auto" w:val="clear"/>
             <w:tcMar>
               <w:top w:type="dxa" w:w="70"/>
               <w:left w:type="dxa" w:w="100"/>
@@ -2658,7 +2767,6 @@
               <w:bottom w:val="single" w:color="BFBFBF" w:sz="4"/>
               <w:right w:val="single" w:color="BFBFBF" w:sz="4"/>
             </w:tcBorders>
-            <w:shd w:fill="F5F5F5" w:color="auto" w:val="clear"/>
             <w:tcMar>
               <w:top w:type="dxa" w:w="70"/>
               <w:left w:type="dxa" w:w="100"/>
@@ -2688,7 +2796,6 @@
               <w:bottom w:val="single" w:color="BFBFBF" w:sz="4"/>
               <w:right w:val="single" w:color="BFBFBF" w:sz="4"/>
             </w:tcBorders>
-            <w:shd w:fill="F5F5F5" w:color="auto" w:val="clear"/>
             <w:tcMar>
               <w:top w:type="dxa" w:w="70"/>
               <w:left w:type="dxa" w:w="100"/>
@@ -2718,7 +2825,6 @@
               <w:bottom w:val="single" w:color="BFBFBF" w:sz="4"/>
               <w:right w:val="single" w:color="BFBFBF" w:sz="4"/>
             </w:tcBorders>
-            <w:shd w:fill="F5F5F5" w:color="auto" w:val="clear"/>
             <w:tcMar>
               <w:top w:type="dxa" w:w="70"/>
               <w:left w:type="dxa" w:w="100"/>
@@ -2752,6 +2858,7 @@
               <w:bottom w:val="single" w:color="BFBFBF" w:sz="4"/>
               <w:right w:val="single" w:color="BFBFBF" w:sz="4"/>
             </w:tcBorders>
+            <w:shd w:fill="F5F5F5" w:color="auto" w:val="clear"/>
             <w:tcMar>
               <w:top w:type="dxa" w:w="70"/>
               <w:left w:type="dxa" w:w="100"/>
@@ -2781,6 +2888,7 @@
               <w:bottom w:val="single" w:color="BFBFBF" w:sz="4"/>
               <w:right w:val="single" w:color="BFBFBF" w:sz="4"/>
             </w:tcBorders>
+            <w:shd w:fill="F5F5F5" w:color="auto" w:val="clear"/>
             <w:tcMar>
               <w:top w:type="dxa" w:w="70"/>
               <w:left w:type="dxa" w:w="100"/>
@@ -2810,6 +2918,7 @@
               <w:bottom w:val="single" w:color="BFBFBF" w:sz="4"/>
               <w:right w:val="single" w:color="BFBFBF" w:sz="4"/>
             </w:tcBorders>
+            <w:shd w:fill="F5F5F5" w:color="auto" w:val="clear"/>
             <w:tcMar>
               <w:top w:type="dxa" w:w="70"/>
               <w:left w:type="dxa" w:w="100"/>
@@ -2843,7 +2952,6 @@
               <w:bottom w:val="single" w:color="BFBFBF" w:sz="4"/>
               <w:right w:val="single" w:color="BFBFBF" w:sz="4"/>
             </w:tcBorders>
-            <w:shd w:fill="F5F5F5" w:color="auto" w:val="clear"/>
             <w:tcMar>
               <w:top w:type="dxa" w:w="70"/>
               <w:left w:type="dxa" w:w="100"/>
@@ -2873,7 +2981,6 @@
               <w:bottom w:val="single" w:color="BFBFBF" w:sz="4"/>
               <w:right w:val="single" w:color="BFBFBF" w:sz="4"/>
             </w:tcBorders>
-            <w:shd w:fill="F5F5F5" w:color="auto" w:val="clear"/>
             <w:tcMar>
               <w:top w:type="dxa" w:w="70"/>
               <w:left w:type="dxa" w:w="100"/>
@@ -2903,7 +3010,6 @@
               <w:bottom w:val="single" w:color="BFBFBF" w:sz="4"/>
               <w:right w:val="single" w:color="BFBFBF" w:sz="4"/>
             </w:tcBorders>
-            <w:shd w:fill="F5F5F5" w:color="auto" w:val="clear"/>
             <w:tcMar>
               <w:top w:type="dxa" w:w="70"/>
               <w:left w:type="dxa" w:w="100"/>
@@ -4439,6 +4545,506 @@
         <w:spacing w:after="100" w:before="220"/>
       </w:pPr>
       <w:r>
+        <w:t xml:space="preserve">zones</w:t>
+      </w:r>
+    </w:p>
+    <w:tbl>
+      <w:tblPr>
+        <w:tblW w:type="dxa" w:w="9026"/>
+        <w:tblBorders>
+          <w:top w:val="single" w:color="auto" w:sz="4"/>
+          <w:left w:val="single" w:color="auto" w:sz="4"/>
+          <w:bottom w:val="single" w:color="auto" w:sz="4"/>
+          <w:right w:val="single" w:color="auto" w:sz="4"/>
+          <w:insideH w:val="single" w:color="auto" w:sz="4"/>
+          <w:insideV w:val="single" w:color="auto" w:sz="4"/>
+        </w:tblBorders>
+      </w:tblPr>
+      <w:tblGrid>
+        <w:gridCol w:w="2400"/>
+        <w:gridCol w:w="2700"/>
+        <w:gridCol w:w="3926"/>
+      </w:tblGrid>
+      <w:tr>
+        <w:trPr>
+          <w:tblHeader/>
+        </w:trPr>
+        <w:tc>
+          <w:tcPr>
+            <w:tcW w:type="dxa" w:w="2400"/>
+            <w:tcBorders>
+              <w:top w:val="single" w:color="BFBFBF" w:sz="4"/>
+              <w:left w:val="single" w:color="BFBFBF" w:sz="4"/>
+              <w:bottom w:val="single" w:color="BFBFBF" w:sz="4"/>
+              <w:right w:val="single" w:color="BFBFBF" w:sz="4"/>
+            </w:tcBorders>
+            <w:shd w:fill="1F5F6B" w:color="auto" w:val="clear"/>
+            <w:tcMar>
+              <w:top w:type="dxa" w:w="70"/>
+              <w:left w:type="dxa" w:w="100"/>
+              <w:bottom w:type="dxa" w:w="70"/>
+              <w:right w:type="dxa" w:w="100"/>
+            </w:tcMar>
+          </w:tcPr>
+          <w:p>
+            <w:r>
+              <w:rPr>
+                <w:b/>
+                <w:bCs/>
+                <w:color w:val="FFFFFF"/>
+                <w:sz w:val="18"/>
+                <w:szCs w:val="18"/>
+              </w:rPr>
+              <w:t xml:space="preserve">Column</w:t>
+            </w:r>
+          </w:p>
+        </w:tc>
+        <w:tc>
+          <w:tcPr>
+            <w:tcW w:type="dxa" w:w="2700"/>
+            <w:tcBorders>
+              <w:top w:val="single" w:color="BFBFBF" w:sz="4"/>
+              <w:left w:val="single" w:color="BFBFBF" w:sz="4"/>
+              <w:bottom w:val="single" w:color="BFBFBF" w:sz="4"/>
+              <w:right w:val="single" w:color="BFBFBF" w:sz="4"/>
+            </w:tcBorders>
+            <w:shd w:fill="1F5F6B" w:color="auto" w:val="clear"/>
+            <w:tcMar>
+              <w:top w:type="dxa" w:w="70"/>
+              <w:left w:type="dxa" w:w="100"/>
+              <w:bottom w:type="dxa" w:w="70"/>
+              <w:right w:type="dxa" w:w="100"/>
+            </w:tcMar>
+          </w:tcPr>
+          <w:p>
+            <w:r>
+              <w:rPr>
+                <w:b/>
+                <w:bCs/>
+                <w:color w:val="FFFFFF"/>
+                <w:sz w:val="18"/>
+                <w:szCs w:val="18"/>
+              </w:rPr>
+              <w:t xml:space="preserve">Type</w:t>
+            </w:r>
+          </w:p>
+        </w:tc>
+        <w:tc>
+          <w:tcPr>
+            <w:tcW w:type="dxa" w:w="3926"/>
+            <w:tcBorders>
+              <w:top w:val="single" w:color="BFBFBF" w:sz="4"/>
+              <w:left w:val="single" w:color="BFBFBF" w:sz="4"/>
+              <w:bottom w:val="single" w:color="BFBFBF" w:sz="4"/>
+              <w:right w:val="single" w:color="BFBFBF" w:sz="4"/>
+            </w:tcBorders>
+            <w:shd w:fill="1F5F6B" w:color="auto" w:val="clear"/>
+            <w:tcMar>
+              <w:top w:type="dxa" w:w="70"/>
+              <w:left w:type="dxa" w:w="100"/>
+              <w:bottom w:type="dxa" w:w="70"/>
+              <w:right w:type="dxa" w:w="100"/>
+            </w:tcMar>
+          </w:tcPr>
+          <w:p>
+            <w:r>
+              <w:rPr>
+                <w:b/>
+                <w:bCs/>
+                <w:color w:val="FFFFFF"/>
+                <w:sz w:val="18"/>
+                <w:szCs w:val="18"/>
+              </w:rPr>
+              <w:t xml:space="preserve">Rule / note</w:t>
+            </w:r>
+          </w:p>
+        </w:tc>
+      </w:tr>
+      <w:tr>
+        <w:trPr>
+          <w:tblHeader w:val="off"/>
+        </w:trPr>
+        <w:tc>
+          <w:tcPr>
+            <w:tcW w:type="dxa" w:w="2400"/>
+            <w:tcBorders>
+              <w:top w:val="single" w:color="BFBFBF" w:sz="4"/>
+              <w:left w:val="single" w:color="BFBFBF" w:sz="4"/>
+              <w:bottom w:val="single" w:color="BFBFBF" w:sz="4"/>
+              <w:right w:val="single" w:color="BFBFBF" w:sz="4"/>
+            </w:tcBorders>
+            <w:tcMar>
+              <w:top w:type="dxa" w:w="70"/>
+              <w:left w:type="dxa" w:w="100"/>
+              <w:bottom w:type="dxa" w:w="70"/>
+              <w:right w:type="dxa" w:w="100"/>
+            </w:tcMar>
+          </w:tcPr>
+          <w:p>
+            <w:r>
+              <w:rPr>
+                <w:rFonts w:ascii="Consolas" w:cs="Consolas" w:eastAsia="Consolas" w:hAnsi="Consolas"/>
+                <w:b w:val="false"/>
+                <w:bCs w:val="false"/>
+                <w:sz w:val="18"/>
+                <w:szCs w:val="18"/>
+              </w:rPr>
+              <w:t xml:space="preserve">id, society_id</w:t>
+            </w:r>
+          </w:p>
+        </w:tc>
+        <w:tc>
+          <w:tcPr>
+            <w:tcW w:type="dxa" w:w="2700"/>
+            <w:tcBorders>
+              <w:top w:val="single" w:color="BFBFBF" w:sz="4"/>
+              <w:left w:val="single" w:color="BFBFBF" w:sz="4"/>
+              <w:bottom w:val="single" w:color="BFBFBF" w:sz="4"/>
+              <w:right w:val="single" w:color="BFBFBF" w:sz="4"/>
+            </w:tcBorders>
+            <w:tcMar>
+              <w:top w:type="dxa" w:w="70"/>
+              <w:left w:type="dxa" w:w="100"/>
+              <w:bottom w:type="dxa" w:w="70"/>
+              <w:right w:type="dxa" w:w="100"/>
+            </w:tcMar>
+          </w:tcPr>
+          <w:p>
+            <w:r>
+              <w:rPr>
+                <w:rFonts w:ascii="Consolas" w:cs="Consolas" w:eastAsia="Consolas" w:hAnsi="Consolas"/>
+                <w:b w:val="false"/>
+                <w:bCs w:val="false"/>
+                <w:sz w:val="18"/>
+                <w:szCs w:val="18"/>
+              </w:rPr>
+              <w:t xml:space="preserve">uuid NOT NULL</w:t>
+            </w:r>
+          </w:p>
+        </w:tc>
+        <w:tc>
+          <w:tcPr>
+            <w:tcW w:type="dxa" w:w="3926"/>
+            <w:tcBorders>
+              <w:top w:val="single" w:color="BFBFBF" w:sz="4"/>
+              <w:left w:val="single" w:color="BFBFBF" w:sz="4"/>
+              <w:bottom w:val="single" w:color="BFBFBF" w:sz="4"/>
+              <w:right w:val="single" w:color="BFBFBF" w:sz="4"/>
+            </w:tcBorders>
+            <w:tcMar>
+              <w:top w:type="dxa" w:w="70"/>
+              <w:left w:type="dxa" w:w="100"/>
+              <w:bottom w:type="dxa" w:w="70"/>
+              <w:right w:type="dxa" w:w="100"/>
+            </w:tcMar>
+          </w:tcPr>
+          <w:p>
+            <w:r>
+              <w:rPr>
+                <w:b w:val="false"/>
+                <w:bCs w:val="false"/>
+                <w:sz w:val="18"/>
+                <w:szCs w:val="18"/>
+              </w:rPr>
+              <w:t xml:space="preserve"/>
+            </w:r>
+          </w:p>
+        </w:tc>
+      </w:tr>
+      <w:tr>
+        <w:trPr>
+          <w:tblHeader w:val="off"/>
+        </w:trPr>
+        <w:tc>
+          <w:tcPr>
+            <w:tcW w:type="dxa" w:w="2400"/>
+            <w:tcBorders>
+              <w:top w:val="single" w:color="BFBFBF" w:sz="4"/>
+              <w:left w:val="single" w:color="BFBFBF" w:sz="4"/>
+              <w:bottom w:val="single" w:color="BFBFBF" w:sz="4"/>
+              <w:right w:val="single" w:color="BFBFBF" w:sz="4"/>
+            </w:tcBorders>
+            <w:shd w:fill="F5F5F5" w:color="auto" w:val="clear"/>
+            <w:tcMar>
+              <w:top w:type="dxa" w:w="70"/>
+              <w:left w:type="dxa" w:w="100"/>
+              <w:bottom w:type="dxa" w:w="70"/>
+              <w:right w:type="dxa" w:w="100"/>
+            </w:tcMar>
+          </w:tcPr>
+          <w:p>
+            <w:r>
+              <w:rPr>
+                <w:rFonts w:ascii="Consolas" w:cs="Consolas" w:eastAsia="Consolas" w:hAnsi="Consolas"/>
+                <w:b w:val="false"/>
+                <w:bCs w:val="false"/>
+                <w:sz w:val="18"/>
+                <w:szCs w:val="18"/>
+              </w:rPr>
+              <w:t xml:space="preserve">name</w:t>
+            </w:r>
+          </w:p>
+        </w:tc>
+        <w:tc>
+          <w:tcPr>
+            <w:tcW w:type="dxa" w:w="2700"/>
+            <w:tcBorders>
+              <w:top w:val="single" w:color="BFBFBF" w:sz="4"/>
+              <w:left w:val="single" w:color="BFBFBF" w:sz="4"/>
+              <w:bottom w:val="single" w:color="BFBFBF" w:sz="4"/>
+              <w:right w:val="single" w:color="BFBFBF" w:sz="4"/>
+            </w:tcBorders>
+            <w:shd w:fill="F5F5F5" w:color="auto" w:val="clear"/>
+            <w:tcMar>
+              <w:top w:type="dxa" w:w="70"/>
+              <w:left w:type="dxa" w:w="100"/>
+              <w:bottom w:type="dxa" w:w="70"/>
+              <w:right w:type="dxa" w:w="100"/>
+            </w:tcMar>
+          </w:tcPr>
+          <w:p>
+            <w:r>
+              <w:rPr>
+                <w:rFonts w:ascii="Consolas" w:cs="Consolas" w:eastAsia="Consolas" w:hAnsi="Consolas"/>
+                <w:b w:val="false"/>
+                <w:bCs w:val="false"/>
+                <w:sz w:val="18"/>
+                <w:szCs w:val="18"/>
+              </w:rPr>
+              <w:t xml:space="preserve">text NOT NULL</w:t>
+            </w:r>
+          </w:p>
+        </w:tc>
+        <w:tc>
+          <w:tcPr>
+            <w:tcW w:type="dxa" w:w="3926"/>
+            <w:tcBorders>
+              <w:top w:val="single" w:color="BFBFBF" w:sz="4"/>
+              <w:left w:val="single" w:color="BFBFBF" w:sz="4"/>
+              <w:bottom w:val="single" w:color="BFBFBF" w:sz="4"/>
+              <w:right w:val="single" w:color="BFBFBF" w:sz="4"/>
+            </w:tcBorders>
+            <w:shd w:fill="F5F5F5" w:color="auto" w:val="clear"/>
+            <w:tcMar>
+              <w:top w:type="dxa" w:w="70"/>
+              <w:left w:type="dxa" w:w="100"/>
+              <w:bottom w:type="dxa" w:w="70"/>
+              <w:right w:type="dxa" w:w="100"/>
+            </w:tcMar>
+          </w:tcPr>
+          <w:p>
+            <w:r>
+              <w:rPr>
+                <w:b w:val="false"/>
+                <w:bCs w:val="false"/>
+                <w:sz w:val="18"/>
+                <w:szCs w:val="18"/>
+              </w:rPr>
+              <w:t xml:space="preserve">e.g. “Basement 1 – Towers A–F”. UNIQUE (society_id, name)</w:t>
+            </w:r>
+          </w:p>
+        </w:tc>
+      </w:tr>
+      <w:tr>
+        <w:trPr>
+          <w:tblHeader w:val="off"/>
+        </w:trPr>
+        <w:tc>
+          <w:tcPr>
+            <w:tcW w:type="dxa" w:w="2400"/>
+            <w:tcBorders>
+              <w:top w:val="single" w:color="BFBFBF" w:sz="4"/>
+              <w:left w:val="single" w:color="BFBFBF" w:sz="4"/>
+              <w:bottom w:val="single" w:color="BFBFBF" w:sz="4"/>
+              <w:right w:val="single" w:color="BFBFBF" w:sz="4"/>
+            </w:tcBorders>
+            <w:tcMar>
+              <w:top w:type="dxa" w:w="70"/>
+              <w:left w:type="dxa" w:w="100"/>
+              <w:bottom w:type="dxa" w:w="70"/>
+              <w:right w:type="dxa" w:w="100"/>
+            </w:tcMar>
+          </w:tcPr>
+          <w:p>
+            <w:r>
+              <w:rPr>
+                <w:rFonts w:ascii="Consolas" w:cs="Consolas" w:eastAsia="Consolas" w:hAnsi="Consolas"/>
+                <w:b w:val="false"/>
+                <w:bCs w:val="false"/>
+                <w:sz w:val="18"/>
+                <w:szCs w:val="18"/>
+              </w:rPr>
+              <w:t xml:space="preserve">description</w:t>
+            </w:r>
+          </w:p>
+        </w:tc>
+        <w:tc>
+          <w:tcPr>
+            <w:tcW w:type="dxa" w:w="2700"/>
+            <w:tcBorders>
+              <w:top w:val="single" w:color="BFBFBF" w:sz="4"/>
+              <w:left w:val="single" w:color="BFBFBF" w:sz="4"/>
+              <w:bottom w:val="single" w:color="BFBFBF" w:sz="4"/>
+              <w:right w:val="single" w:color="BFBFBF" w:sz="4"/>
+            </w:tcBorders>
+            <w:tcMar>
+              <w:top w:type="dxa" w:w="70"/>
+              <w:left w:type="dxa" w:w="100"/>
+              <w:bottom w:type="dxa" w:w="70"/>
+              <w:right w:type="dxa" w:w="100"/>
+            </w:tcMar>
+          </w:tcPr>
+          <w:p>
+            <w:r>
+              <w:rPr>
+                <w:rFonts w:ascii="Consolas" w:cs="Consolas" w:eastAsia="Consolas" w:hAnsi="Consolas"/>
+                <w:b w:val="false"/>
+                <w:bCs w:val="false"/>
+                <w:sz w:val="18"/>
+                <w:szCs w:val="18"/>
+              </w:rPr>
+              <w:t xml:space="preserve">text</w:t>
+            </w:r>
+          </w:p>
+        </w:tc>
+        <w:tc>
+          <w:tcPr>
+            <w:tcW w:type="dxa" w:w="3926"/>
+            <w:tcBorders>
+              <w:top w:val="single" w:color="BFBFBF" w:sz="4"/>
+              <w:left w:val="single" w:color="BFBFBF" w:sz="4"/>
+              <w:bottom w:val="single" w:color="BFBFBF" w:sz="4"/>
+              <w:right w:val="single" w:color="BFBFBF" w:sz="4"/>
+            </w:tcBorders>
+            <w:tcMar>
+              <w:top w:type="dxa" w:w="70"/>
+              <w:left w:type="dxa" w:w="100"/>
+              <w:bottom w:type="dxa" w:w="70"/>
+              <w:right w:type="dxa" w:w="100"/>
+            </w:tcMar>
+          </w:tcPr>
+          <w:p>
+            <w:r>
+              <w:rPr>
+                <w:b w:val="false"/>
+                <w:bCs w:val="false"/>
+                <w:sz w:val="18"/>
+                <w:szCs w:val="18"/>
+              </w:rPr>
+              <w:t xml:space="preserve">How to get there</w:t>
+            </w:r>
+          </w:p>
+        </w:tc>
+      </w:tr>
+      <w:tr>
+        <w:trPr>
+          <w:tblHeader w:val="off"/>
+        </w:trPr>
+        <w:tc>
+          <w:tcPr>
+            <w:tcW w:type="dxa" w:w="2400"/>
+            <w:tcBorders>
+              <w:top w:val="single" w:color="BFBFBF" w:sz="4"/>
+              <w:left w:val="single" w:color="BFBFBF" w:sz="4"/>
+              <w:bottom w:val="single" w:color="BFBFBF" w:sz="4"/>
+              <w:right w:val="single" w:color="BFBFBF" w:sz="4"/>
+            </w:tcBorders>
+            <w:shd w:fill="F5F5F5" w:color="auto" w:val="clear"/>
+            <w:tcMar>
+              <w:top w:type="dxa" w:w="70"/>
+              <w:left w:type="dxa" w:w="100"/>
+              <w:bottom w:type="dxa" w:w="70"/>
+              <w:right w:type="dxa" w:w="100"/>
+            </w:tcMar>
+          </w:tcPr>
+          <w:p>
+            <w:r>
+              <w:rPr>
+                <w:rFonts w:ascii="Consolas" w:cs="Consolas" w:eastAsia="Consolas" w:hAnsi="Consolas"/>
+                <w:b w:val="false"/>
+                <w:bCs w:val="false"/>
+                <w:sz w:val="18"/>
+                <w:szCs w:val="18"/>
+              </w:rPr>
+              <w:t xml:space="preserve">sort_order</w:t>
+            </w:r>
+          </w:p>
+        </w:tc>
+        <w:tc>
+          <w:tcPr>
+            <w:tcW w:type="dxa" w:w="2700"/>
+            <w:tcBorders>
+              <w:top w:val="single" w:color="BFBFBF" w:sz="4"/>
+              <w:left w:val="single" w:color="BFBFBF" w:sz="4"/>
+              <w:bottom w:val="single" w:color="BFBFBF" w:sz="4"/>
+              <w:right w:val="single" w:color="BFBFBF" w:sz="4"/>
+            </w:tcBorders>
+            <w:shd w:fill="F5F5F5" w:color="auto" w:val="clear"/>
+            <w:tcMar>
+              <w:top w:type="dxa" w:w="70"/>
+              <w:left w:type="dxa" w:w="100"/>
+              <w:bottom w:type="dxa" w:w="70"/>
+              <w:right w:type="dxa" w:w="100"/>
+            </w:tcMar>
+          </w:tcPr>
+          <w:p>
+            <w:r>
+              <w:rPr>
+                <w:rFonts w:ascii="Consolas" w:cs="Consolas" w:eastAsia="Consolas" w:hAnsi="Consolas"/>
+                <w:b w:val="false"/>
+                <w:bCs w:val="false"/>
+                <w:sz w:val="18"/>
+                <w:szCs w:val="18"/>
+              </w:rPr>
+              <w:t xml:space="preserve">int NOT NULL</w:t>
+            </w:r>
+          </w:p>
+        </w:tc>
+        <w:tc>
+          <w:tcPr>
+            <w:tcW w:type="dxa" w:w="3926"/>
+            <w:tcBorders>
+              <w:top w:val="single" w:color="BFBFBF" w:sz="4"/>
+              <w:left w:val="single" w:color="BFBFBF" w:sz="4"/>
+              <w:bottom w:val="single" w:color="BFBFBF" w:sz="4"/>
+              <w:right w:val="single" w:color="BFBFBF" w:sz="4"/>
+            </w:tcBorders>
+            <w:shd w:fill="F5F5F5" w:color="auto" w:val="clear"/>
+            <w:tcMar>
+              <w:top w:type="dxa" w:w="70"/>
+              <w:left w:type="dxa" w:w="100"/>
+              <w:bottom w:type="dxa" w:w="70"/>
+              <w:right w:type="dxa" w:w="100"/>
+            </w:tcMar>
+          </w:tcPr>
+          <w:p>
+            <w:r>
+              <w:rPr>
+                <w:b w:val="false"/>
+                <w:bCs w:val="false"/>
+                <w:sz w:val="18"/>
+                <w:szCs w:val="18"/>
+              </w:rPr>
+              <w:t xml:space="preserve">Display order</w:t>
+            </w:r>
+          </w:p>
+        </w:tc>
+      </w:tr>
+    </w:tbl>
+    <w:p>
+      <w:pPr>
+        <w:spacing w:after="120"/>
+      </w:pPr>
+      <w:r>
+        <w:t xml:space="preserve">Every society has at least one zone. platform_create_society creates a zone called “Main”; admins add more.</w:t>
+      </w:r>
+    </w:p>
+    <w:p>
+      <w:pPr>
+        <w:pStyle w:val="Heading2"/>
+        <w:spacing w:after="100" w:before="220"/>
+      </w:pPr>
+      <w:r>
         <w:t xml:space="preserve">flats</w:t>
       </w:r>
     </w:p>
@@ -4768,6 +5374,191 @@
                 <w:sz w:val="18"/>
                 <w:szCs w:val="18"/>
               </w:rPr>
+              <w:t xml:space="preserve">tower</w:t>
+            </w:r>
+          </w:p>
+        </w:tc>
+        <w:tc>
+          <w:tcPr>
+            <w:tcW w:type="dxa" w:w="2700"/>
+            <w:tcBorders>
+              <w:top w:val="single" w:color="BFBFBF" w:sz="4"/>
+              <w:left w:val="single" w:color="BFBFBF" w:sz="4"/>
+              <w:bottom w:val="single" w:color="BFBFBF" w:sz="4"/>
+              <w:right w:val="single" w:color="BFBFBF" w:sz="4"/>
+            </w:tcBorders>
+            <w:tcMar>
+              <w:top w:type="dxa" w:w="70"/>
+              <w:left w:type="dxa" w:w="100"/>
+              <w:bottom w:type="dxa" w:w="70"/>
+              <w:right w:type="dxa" w:w="100"/>
+            </w:tcMar>
+          </w:tcPr>
+          <w:p>
+            <w:r>
+              <w:rPr>
+                <w:rFonts w:ascii="Consolas" w:cs="Consolas" w:eastAsia="Consolas" w:hAnsi="Consolas"/>
+                <w:b w:val="false"/>
+                <w:bCs w:val="false"/>
+                <w:sz w:val="18"/>
+                <w:szCs w:val="18"/>
+              </w:rPr>
+              <w:t xml:space="preserve">text NOT NULL</w:t>
+            </w:r>
+          </w:p>
+        </w:tc>
+        <w:tc>
+          <w:tcPr>
+            <w:tcW w:type="dxa" w:w="3926"/>
+            <w:tcBorders>
+              <w:top w:val="single" w:color="BFBFBF" w:sz="4"/>
+              <w:left w:val="single" w:color="BFBFBF" w:sz="4"/>
+              <w:bottom w:val="single" w:color="BFBFBF" w:sz="4"/>
+              <w:right w:val="single" w:color="BFBFBF" w:sz="4"/>
+            </w:tcBorders>
+            <w:tcMar>
+              <w:top w:type="dxa" w:w="70"/>
+              <w:left w:type="dxa" w:w="100"/>
+              <w:bottom w:type="dxa" w:w="70"/>
+              <w:right w:type="dxa" w:w="100"/>
+            </w:tcMar>
+          </w:tcPr>
+          <w:p>
+            <w:r>
+              <w:rPr>
+                <w:b w:val="false"/>
+                <w:bCs w:val="false"/>
+                <w:sz w:val="18"/>
+                <w:szCs w:val="18"/>
+              </w:rPr>
+              <w:t xml:space="preserve">One of societies.towers</w:t>
+            </w:r>
+          </w:p>
+        </w:tc>
+      </w:tr>
+      <w:tr>
+        <w:trPr>
+          <w:tblHeader w:val="off"/>
+        </w:trPr>
+        <w:tc>
+          <w:tcPr>
+            <w:tcW w:type="dxa" w:w="2400"/>
+            <w:tcBorders>
+              <w:top w:val="single" w:color="BFBFBF" w:sz="4"/>
+              <w:left w:val="single" w:color="BFBFBF" w:sz="4"/>
+              <w:bottom w:val="single" w:color="BFBFBF" w:sz="4"/>
+              <w:right w:val="single" w:color="BFBFBF" w:sz="4"/>
+            </w:tcBorders>
+            <w:shd w:fill="F5F5F5" w:color="auto" w:val="clear"/>
+            <w:tcMar>
+              <w:top w:type="dxa" w:w="70"/>
+              <w:left w:type="dxa" w:w="100"/>
+              <w:bottom w:type="dxa" w:w="70"/>
+              <w:right w:type="dxa" w:w="100"/>
+            </w:tcMar>
+          </w:tcPr>
+          <w:p>
+            <w:r>
+              <w:rPr>
+                <w:rFonts w:ascii="Consolas" w:cs="Consolas" w:eastAsia="Consolas" w:hAnsi="Consolas"/>
+                <w:b w:val="false"/>
+                <w:bCs w:val="false"/>
+                <w:sz w:val="18"/>
+                <w:szCs w:val="18"/>
+              </w:rPr>
+              <w:t xml:space="preserve">unit</w:t>
+            </w:r>
+          </w:p>
+        </w:tc>
+        <w:tc>
+          <w:tcPr>
+            <w:tcW w:type="dxa" w:w="2700"/>
+            <w:tcBorders>
+              <w:top w:val="single" w:color="BFBFBF" w:sz="4"/>
+              <w:left w:val="single" w:color="BFBFBF" w:sz="4"/>
+              <w:bottom w:val="single" w:color="BFBFBF" w:sz="4"/>
+              <w:right w:val="single" w:color="BFBFBF" w:sz="4"/>
+            </w:tcBorders>
+            <w:shd w:fill="F5F5F5" w:color="auto" w:val="clear"/>
+            <w:tcMar>
+              <w:top w:type="dxa" w:w="70"/>
+              <w:left w:type="dxa" w:w="100"/>
+              <w:bottom w:type="dxa" w:w="70"/>
+              <w:right w:type="dxa" w:w="100"/>
+            </w:tcMar>
+          </w:tcPr>
+          <w:p>
+            <w:r>
+              <w:rPr>
+                <w:rFonts w:ascii="Consolas" w:cs="Consolas" w:eastAsia="Consolas" w:hAnsi="Consolas"/>
+                <w:b w:val="false"/>
+                <w:bCs w:val="false"/>
+                <w:sz w:val="18"/>
+                <w:szCs w:val="18"/>
+              </w:rPr>
+              <w:t xml:space="preserve">text NOT NULL</w:t>
+            </w:r>
+          </w:p>
+        </w:tc>
+        <w:tc>
+          <w:tcPr>
+            <w:tcW w:type="dxa" w:w="3926"/>
+            <w:tcBorders>
+              <w:top w:val="single" w:color="BFBFBF" w:sz="4"/>
+              <w:left w:val="single" w:color="BFBFBF" w:sz="4"/>
+              <w:bottom w:val="single" w:color="BFBFBF" w:sz="4"/>
+              <w:right w:val="single" w:color="BFBFBF" w:sz="4"/>
+            </w:tcBorders>
+            <w:shd w:fill="F5F5F5" w:color="auto" w:val="clear"/>
+            <w:tcMar>
+              <w:top w:type="dxa" w:w="70"/>
+              <w:left w:type="dxa" w:w="100"/>
+              <w:bottom w:type="dxa" w:w="70"/>
+              <w:right w:type="dxa" w:w="100"/>
+            </w:tcMar>
+          </w:tcPr>
+          <w:p>
+            <w:r>
+              <w:rPr>
+                <w:b w:val="false"/>
+                <w:bCs w:val="false"/>
+                <w:sz w:val="18"/>
+                <w:szCs w:val="18"/>
+              </w:rPr>
+              <w:t xml:space="preserve">Digits as entered, e.g. “1604”. UNIQUE (society_id, tower, unit)</w:t>
+            </w:r>
+          </w:p>
+        </w:tc>
+      </w:tr>
+      <w:tr>
+        <w:trPr>
+          <w:tblHeader w:val="off"/>
+        </w:trPr>
+        <w:tc>
+          <w:tcPr>
+            <w:tcW w:type="dxa" w:w="2400"/>
+            <w:tcBorders>
+              <w:top w:val="single" w:color="BFBFBF" w:sz="4"/>
+              <w:left w:val="single" w:color="BFBFBF" w:sz="4"/>
+              <w:bottom w:val="single" w:color="BFBFBF" w:sz="4"/>
+              <w:right w:val="single" w:color="BFBFBF" w:sz="4"/>
+            </w:tcBorders>
+            <w:tcMar>
+              <w:top w:type="dxa" w:w="70"/>
+              <w:left w:type="dxa" w:w="100"/>
+              <w:bottom w:type="dxa" w:w="70"/>
+              <w:right w:type="dxa" w:w="100"/>
+            </w:tcMar>
+          </w:tcPr>
+          <w:p>
+            <w:r>
+              <w:rPr>
+                <w:rFonts w:ascii="Consolas" w:cs="Consolas" w:eastAsia="Consolas" w:hAnsi="Consolas"/>
+                <w:b w:val="false"/>
+                <w:bCs w:val="false"/>
+                <w:sz w:val="18"/>
+                <w:szCs w:val="18"/>
+              </w:rPr>
               <w:t xml:space="preserve">flat_number</w:t>
             </w:r>
           </w:p>
@@ -4825,7 +5616,7 @@
                 <w:sz w:val="18"/>
                 <w:szCs w:val="18"/>
               </w:rPr>
-              <w:t xml:space="preserve">Normalised: trimmed, upper-case (e.g. “B-402”). UNIQUE (society_id, flat_number)</w:t>
+              <w:t xml:space="preserve">Generated: tower || '-' || unit, e.g. “A-1604”. Used for display and the usage log.</w:t>
             </w:r>
           </w:p>
         </w:tc>
@@ -5630,7 +6421,7 @@
                 <w:sz w:val="18"/>
                 <w:szCs w:val="18"/>
               </w:rPr>
-              <w:t xml:space="preserve">requested_flat_number</w:t>
+              <w:t xml:space="preserve">requested_tower, requested_unit</w:t>
             </w:r>
           </w:p>
         </w:tc>
@@ -5687,7 +6478,7 @@
                 <w:sz w:val="18"/>
                 <w:szCs w:val="18"/>
               </w:rPr>
-              <w:t xml:space="preserve">As typed at registration</w:t>
+              <w:t xml:space="preserve">As chosen at registration</w:t>
             </w:r>
           </w:p>
         </w:tc>
@@ -7752,6 +8543,98 @@
                 <w:sz w:val="18"/>
                 <w:szCs w:val="18"/>
               </w:rPr>
+              <w:t xml:space="preserve">zone_id</w:t>
+            </w:r>
+          </w:p>
+        </w:tc>
+        <w:tc>
+          <w:tcPr>
+            <w:tcW w:type="dxa" w:w="2700"/>
+            <w:tcBorders>
+              <w:top w:val="single" w:color="BFBFBF" w:sz="4"/>
+              <w:left w:val="single" w:color="BFBFBF" w:sz="4"/>
+              <w:bottom w:val="single" w:color="BFBFBF" w:sz="4"/>
+              <w:right w:val="single" w:color="BFBFBF" w:sz="4"/>
+            </w:tcBorders>
+            <w:tcMar>
+              <w:top w:type="dxa" w:w="70"/>
+              <w:left w:type="dxa" w:w="100"/>
+              <w:bottom w:type="dxa" w:w="70"/>
+              <w:right w:type="dxa" w:w="100"/>
+            </w:tcMar>
+          </w:tcPr>
+          <w:p>
+            <w:r>
+              <w:rPr>
+                <w:rFonts w:ascii="Consolas" w:cs="Consolas" w:eastAsia="Consolas" w:hAnsi="Consolas"/>
+                <w:b w:val="false"/>
+                <w:bCs w:val="false"/>
+                <w:sz w:val="18"/>
+                <w:szCs w:val="18"/>
+              </w:rPr>
+              <w:t xml:space="preserve">uuid NOT NULL FK zones</w:t>
+            </w:r>
+          </w:p>
+        </w:tc>
+        <w:tc>
+          <w:tcPr>
+            <w:tcW w:type="dxa" w:w="3926"/>
+            <w:tcBorders>
+              <w:top w:val="single" w:color="BFBFBF" w:sz="4"/>
+              <w:left w:val="single" w:color="BFBFBF" w:sz="4"/>
+              <w:bottom w:val="single" w:color="BFBFBF" w:sz="4"/>
+              <w:right w:val="single" w:color="BFBFBF" w:sz="4"/>
+            </w:tcBorders>
+            <w:tcMar>
+              <w:top w:type="dxa" w:w="70"/>
+              <w:left w:type="dxa" w:w="100"/>
+              <w:bottom w:type="dxa" w:w="70"/>
+              <w:right w:type="dxa" w:w="100"/>
+            </w:tcMar>
+          </w:tcPr>
+          <w:p>
+            <w:r>
+              <w:rPr>
+                <w:b w:val="false"/>
+                <w:bCs w:val="false"/>
+                <w:sz w:val="18"/>
+                <w:szCs w:val="18"/>
+              </w:rPr>
+              <w:t xml:space="preserve">Parking zone</w:t>
+            </w:r>
+          </w:p>
+        </w:tc>
+      </w:tr>
+      <w:tr>
+        <w:trPr>
+          <w:tblHeader w:val="off"/>
+        </w:trPr>
+        <w:tc>
+          <w:tcPr>
+            <w:tcW w:type="dxa" w:w="2400"/>
+            <w:tcBorders>
+              <w:top w:val="single" w:color="BFBFBF" w:sz="4"/>
+              <w:left w:val="single" w:color="BFBFBF" w:sz="4"/>
+              <w:bottom w:val="single" w:color="BFBFBF" w:sz="4"/>
+              <w:right w:val="single" w:color="BFBFBF" w:sz="4"/>
+            </w:tcBorders>
+            <w:shd w:fill="F5F5F5" w:color="auto" w:val="clear"/>
+            <w:tcMar>
+              <w:top w:type="dxa" w:w="70"/>
+              <w:left w:type="dxa" w:w="100"/>
+              <w:bottom w:type="dxa" w:w="70"/>
+              <w:right w:type="dxa" w:w="100"/>
+            </w:tcMar>
+          </w:tcPr>
+          <w:p>
+            <w:r>
+              <w:rPr>
+                <w:rFonts w:ascii="Consolas" w:cs="Consolas" w:eastAsia="Consolas" w:hAnsi="Consolas"/>
+                <w:b w:val="false"/>
+                <w:bCs w:val="false"/>
+                <w:sz w:val="18"/>
+                <w:szCs w:val="18"/>
+              </w:rPr>
               <w:t xml:space="preserve">location_note</w:t>
             </w:r>
           </w:p>
@@ -7765,6 +8648,7 @@
               <w:bottom w:val="single" w:color="BFBFBF" w:sz="4"/>
               <w:right w:val="single" w:color="BFBFBF" w:sz="4"/>
             </w:tcBorders>
+            <w:shd w:fill="F5F5F5" w:color="auto" w:val="clear"/>
             <w:tcMar>
               <w:top w:type="dxa" w:w="70"/>
               <w:left w:type="dxa" w:w="100"/>
@@ -7794,6 +8678,7 @@
               <w:bottom w:val="single" w:color="BFBFBF" w:sz="4"/>
               <w:right w:val="single" w:color="BFBFBF" w:sz="4"/>
             </w:tcBorders>
+            <w:shd w:fill="F5F5F5" w:color="auto" w:val="clear"/>
             <w:tcMar>
               <w:top w:type="dxa" w:w="70"/>
               <w:left w:type="dxa" w:w="100"/>
@@ -7827,7 +8712,6 @@
               <w:bottom w:val="single" w:color="BFBFBF" w:sz="4"/>
               <w:right w:val="single" w:color="BFBFBF" w:sz="4"/>
             </w:tcBorders>
-            <w:shd w:fill="F5F5F5" w:color="auto" w:val="clear"/>
             <w:tcMar>
               <w:top w:type="dxa" w:w="70"/>
               <w:left w:type="dxa" w:w="100"/>
@@ -7857,7 +8741,6 @@
               <w:bottom w:val="single" w:color="BFBFBF" w:sz="4"/>
               <w:right w:val="single" w:color="BFBFBF" w:sz="4"/>
             </w:tcBorders>
-            <w:shd w:fill="F5F5F5" w:color="auto" w:val="clear"/>
             <w:tcMar>
               <w:top w:type="dxa" w:w="70"/>
               <w:left w:type="dxa" w:w="100"/>
@@ -7887,7 +8770,6 @@
               <w:bottom w:val="single" w:color="BFBFBF" w:sz="4"/>
               <w:right w:val="single" w:color="BFBFBF" w:sz="4"/>
             </w:tcBorders>
-            <w:shd w:fill="F5F5F5" w:color="auto" w:val="clear"/>
             <w:tcMar>
               <w:top w:type="dxa" w:w="70"/>
               <w:left w:type="dxa" w:w="100"/>
@@ -7921,6 +8803,7 @@
               <w:bottom w:val="single" w:color="BFBFBF" w:sz="4"/>
               <w:right w:val="single" w:color="BFBFBF" w:sz="4"/>
             </w:tcBorders>
+            <w:shd w:fill="F5F5F5" w:color="auto" w:val="clear"/>
             <w:tcMar>
               <w:top w:type="dxa" w:w="70"/>
               <w:left w:type="dxa" w:w="100"/>
@@ -7950,6 +8833,7 @@
               <w:bottom w:val="single" w:color="BFBFBF" w:sz="4"/>
               <w:right w:val="single" w:color="BFBFBF" w:sz="4"/>
             </w:tcBorders>
+            <w:shd w:fill="F5F5F5" w:color="auto" w:val="clear"/>
             <w:tcMar>
               <w:top w:type="dxa" w:w="70"/>
               <w:left w:type="dxa" w:w="100"/>
@@ -7979,6 +8863,7 @@
               <w:bottom w:val="single" w:color="BFBFBF" w:sz="4"/>
               <w:right w:val="single" w:color="BFBFBF" w:sz="4"/>
             </w:tcBorders>
+            <w:shd w:fill="F5F5F5" w:color="auto" w:val="clear"/>
             <w:tcMar>
               <w:top w:type="dxa" w:w="70"/>
               <w:left w:type="dxa" w:w="100"/>
@@ -8012,7 +8897,6 @@
               <w:bottom w:val="single" w:color="BFBFBF" w:sz="4"/>
               <w:right w:val="single" w:color="BFBFBF" w:sz="4"/>
             </w:tcBorders>
-            <w:shd w:fill="F5F5F5" w:color="auto" w:val="clear"/>
             <w:tcMar>
               <w:top w:type="dxa" w:w="70"/>
               <w:left w:type="dxa" w:w="100"/>
@@ -8042,7 +8926,6 @@
               <w:bottom w:val="single" w:color="BFBFBF" w:sz="4"/>
               <w:right w:val="single" w:color="BFBFBF" w:sz="4"/>
             </w:tcBorders>
-            <w:shd w:fill="F5F5F5" w:color="auto" w:val="clear"/>
             <w:tcMar>
               <w:top w:type="dxa" w:w="70"/>
               <w:left w:type="dxa" w:w="100"/>
@@ -8072,7 +8955,6 @@
               <w:bottom w:val="single" w:color="BFBFBF" w:sz="4"/>
               <w:right w:val="single" w:color="BFBFBF" w:sz="4"/>
             </w:tcBorders>
-            <w:shd w:fill="F5F5F5" w:color="auto" w:val="clear"/>
             <w:tcMar>
               <w:top w:type="dxa" w:w="70"/>
               <w:left w:type="dxa" w:w="100"/>
@@ -8106,6 +8988,7 @@
               <w:bottom w:val="single" w:color="BFBFBF" w:sz="4"/>
               <w:right w:val="single" w:color="BFBFBF" w:sz="4"/>
             </w:tcBorders>
+            <w:shd w:fill="F5F5F5" w:color="auto" w:val="clear"/>
             <w:tcMar>
               <w:top w:type="dxa" w:w="70"/>
               <w:left w:type="dxa" w:w="100"/>
@@ -8135,6 +9018,7 @@
               <w:bottom w:val="single" w:color="BFBFBF" w:sz="4"/>
               <w:right w:val="single" w:color="BFBFBF" w:sz="4"/>
             </w:tcBorders>
+            <w:shd w:fill="F5F5F5" w:color="auto" w:val="clear"/>
             <w:tcMar>
               <w:top w:type="dxa" w:w="70"/>
               <w:left w:type="dxa" w:w="100"/>
@@ -8164,6 +9048,7 @@
               <w:bottom w:val="single" w:color="BFBFBF" w:sz="4"/>
               <w:right w:val="single" w:color="BFBFBF" w:sz="4"/>
             </w:tcBorders>
+            <w:shd w:fill="F5F5F5" w:color="auto" w:val="clear"/>
             <w:tcMar>
               <w:top w:type="dxa" w:w="70"/>
               <w:left w:type="dxa" w:w="100"/>
@@ -8197,7 +9082,6 @@
               <w:bottom w:val="single" w:color="BFBFBF" w:sz="4"/>
               <w:right w:val="single" w:color="BFBFBF" w:sz="4"/>
             </w:tcBorders>
-            <w:shd w:fill="F5F5F5" w:color="auto" w:val="clear"/>
             <w:tcMar>
               <w:top w:type="dxa" w:w="70"/>
               <w:left w:type="dxa" w:w="100"/>
@@ -8227,7 +9111,6 @@
               <w:bottom w:val="single" w:color="BFBFBF" w:sz="4"/>
               <w:right w:val="single" w:color="BFBFBF" w:sz="4"/>
             </w:tcBorders>
-            <w:shd w:fill="F5F5F5" w:color="auto" w:val="clear"/>
             <w:tcMar>
               <w:top w:type="dxa" w:w="70"/>
               <w:left w:type="dxa" w:w="100"/>
@@ -8257,7 +9140,6 @@
               <w:bottom w:val="single" w:color="BFBFBF" w:sz="4"/>
               <w:right w:val="single" w:color="BFBFBF" w:sz="4"/>
             </w:tcBorders>
-            <w:shd w:fill="F5F5F5" w:color="auto" w:val="clear"/>
             <w:tcMar>
               <w:top w:type="dxa" w:w="70"/>
               <w:left w:type="dxa" w:w="100"/>
@@ -8291,6 +9173,7 @@
               <w:bottom w:val="single" w:color="BFBFBF" w:sz="4"/>
               <w:right w:val="single" w:color="BFBFBF" w:sz="4"/>
             </w:tcBorders>
+            <w:shd w:fill="F5F5F5" w:color="auto" w:val="clear"/>
             <w:tcMar>
               <w:top w:type="dxa" w:w="70"/>
               <w:left w:type="dxa" w:w="100"/>
@@ -8320,6 +9203,7 @@
               <w:bottom w:val="single" w:color="BFBFBF" w:sz="4"/>
               <w:right w:val="single" w:color="BFBFBF" w:sz="4"/>
             </w:tcBorders>
+            <w:shd w:fill="F5F5F5" w:color="auto" w:val="clear"/>
             <w:tcMar>
               <w:top w:type="dxa" w:w="70"/>
               <w:left w:type="dxa" w:w="100"/>
@@ -8349,6 +9233,7 @@
               <w:bottom w:val="single" w:color="BFBFBF" w:sz="4"/>
               <w:right w:val="single" w:color="BFBFBF" w:sz="4"/>
             </w:tcBorders>
+            <w:shd w:fill="F5F5F5" w:color="auto" w:val="clear"/>
             <w:tcMar>
               <w:top w:type="dxa" w:w="70"/>
               <w:left w:type="dxa" w:w="100"/>
@@ -8382,7 +9267,6 @@
               <w:bottom w:val="single" w:color="BFBFBF" w:sz="4"/>
               <w:right w:val="single" w:color="BFBFBF" w:sz="4"/>
             </w:tcBorders>
-            <w:shd w:fill="F5F5F5" w:color="auto" w:val="clear"/>
             <w:tcMar>
               <w:top w:type="dxa" w:w="70"/>
               <w:left w:type="dxa" w:w="100"/>
@@ -8412,7 +9296,6 @@
               <w:bottom w:val="single" w:color="BFBFBF" w:sz="4"/>
               <w:right w:val="single" w:color="BFBFBF" w:sz="4"/>
             </w:tcBorders>
-            <w:shd w:fill="F5F5F5" w:color="auto" w:val="clear"/>
             <w:tcMar>
               <w:top w:type="dxa" w:w="70"/>
               <w:left w:type="dxa" w:w="100"/>
@@ -8442,7 +9325,6 @@
               <w:bottom w:val="single" w:color="BFBFBF" w:sz="4"/>
               <w:right w:val="single" w:color="BFBFBF" w:sz="4"/>
             </w:tcBorders>
-            <w:shd w:fill="F5F5F5" w:color="auto" w:val="clear"/>
             <w:tcMar>
               <w:top w:type="dxa" w:w="70"/>
               <w:left w:type="dxa" w:w="100"/>
@@ -8476,6 +9358,7 @@
               <w:bottom w:val="single" w:color="BFBFBF" w:sz="4"/>
               <w:right w:val="single" w:color="BFBFBF" w:sz="4"/>
             </w:tcBorders>
+            <w:shd w:fill="F5F5F5" w:color="auto" w:val="clear"/>
             <w:tcMar>
               <w:top w:type="dxa" w:w="70"/>
               <w:left w:type="dxa" w:w="100"/>
@@ -8505,6 +9388,7 @@
               <w:bottom w:val="single" w:color="BFBFBF" w:sz="4"/>
               <w:right w:val="single" w:color="BFBFBF" w:sz="4"/>
             </w:tcBorders>
+            <w:shd w:fill="F5F5F5" w:color="auto" w:val="clear"/>
             <w:tcMar>
               <w:top w:type="dxa" w:w="70"/>
               <w:left w:type="dxa" w:w="100"/>
@@ -8534,6 +9418,7 @@
               <w:bottom w:val="single" w:color="BFBFBF" w:sz="4"/>
               <w:right w:val="single" w:color="BFBFBF" w:sz="4"/>
             </w:tcBorders>
+            <w:shd w:fill="F5F5F5" w:color="auto" w:val="clear"/>
             <w:tcMar>
               <w:top w:type="dxa" w:w="70"/>
               <w:left w:type="dxa" w:w="100"/>
@@ -8567,7 +9452,6 @@
               <w:bottom w:val="single" w:color="BFBFBF" w:sz="4"/>
               <w:right w:val="single" w:color="BFBFBF" w:sz="4"/>
             </w:tcBorders>
-            <w:shd w:fill="F5F5F5" w:color="auto" w:val="clear"/>
             <w:tcMar>
               <w:top w:type="dxa" w:w="70"/>
               <w:left w:type="dxa" w:w="100"/>
@@ -8597,7 +9481,6 @@
               <w:bottom w:val="single" w:color="BFBFBF" w:sz="4"/>
               <w:right w:val="single" w:color="BFBFBF" w:sz="4"/>
             </w:tcBorders>
-            <w:shd w:fill="F5F5F5" w:color="auto" w:val="clear"/>
             <w:tcMar>
               <w:top w:type="dxa" w:w="70"/>
               <w:left w:type="dxa" w:w="100"/>
@@ -8627,7 +9510,6 @@
               <w:bottom w:val="single" w:color="BFBFBF" w:sz="4"/>
               <w:right w:val="single" w:color="BFBFBF" w:sz="4"/>
             </w:tcBorders>
-            <w:shd w:fill="F5F5F5" w:color="auto" w:val="clear"/>
             <w:tcMar>
               <w:top w:type="dxa" w:w="70"/>
               <w:left w:type="dxa" w:w="100"/>
@@ -8661,6 +9543,7 @@
               <w:bottom w:val="single" w:color="BFBFBF" w:sz="4"/>
               <w:right w:val="single" w:color="BFBFBF" w:sz="4"/>
             </w:tcBorders>
+            <w:shd w:fill="F5F5F5" w:color="auto" w:val="clear"/>
             <w:tcMar>
               <w:top w:type="dxa" w:w="70"/>
               <w:left w:type="dxa" w:w="100"/>
@@ -8690,6 +9573,7 @@
               <w:bottom w:val="single" w:color="BFBFBF" w:sz="4"/>
               <w:right w:val="single" w:color="BFBFBF" w:sz="4"/>
             </w:tcBorders>
+            <w:shd w:fill="F5F5F5" w:color="auto" w:val="clear"/>
             <w:tcMar>
               <w:top w:type="dxa" w:w="70"/>
               <w:left w:type="dxa" w:w="100"/>
@@ -8719,6 +9603,7 @@
               <w:bottom w:val="single" w:color="BFBFBF" w:sz="4"/>
               <w:right w:val="single" w:color="BFBFBF" w:sz="4"/>
             </w:tcBorders>
+            <w:shd w:fill="F5F5F5" w:color="auto" w:val="clear"/>
             <w:tcMar>
               <w:top w:type="dxa" w:w="70"/>
               <w:left w:type="dxa" w:w="100"/>
@@ -10984,6 +11869,99 @@
                 <w:sz w:val="18"/>
                 <w:szCs w:val="18"/>
               </w:rPr>
+              <w:t xml:space="preserve">zone_id</w:t>
+            </w:r>
+          </w:p>
+        </w:tc>
+        <w:tc>
+          <w:tcPr>
+            <w:tcW w:type="dxa" w:w="2700"/>
+            <w:tcBorders>
+              <w:top w:val="single" w:color="BFBFBF" w:sz="4"/>
+              <w:left w:val="single" w:color="BFBFBF" w:sz="4"/>
+              <w:bottom w:val="single" w:color="BFBFBF" w:sz="4"/>
+              <w:right w:val="single" w:color="BFBFBF" w:sz="4"/>
+            </w:tcBorders>
+            <w:shd w:fill="F5F5F5" w:color="auto" w:val="clear"/>
+            <w:tcMar>
+              <w:top w:type="dxa" w:w="70"/>
+              <w:left w:type="dxa" w:w="100"/>
+              <w:bottom w:type="dxa" w:w="70"/>
+              <w:right w:type="dxa" w:w="100"/>
+            </w:tcMar>
+          </w:tcPr>
+          <w:p>
+            <w:r>
+              <w:rPr>
+                <w:rFonts w:ascii="Consolas" w:cs="Consolas" w:eastAsia="Consolas" w:hAnsi="Consolas"/>
+                <w:b w:val="false"/>
+                <w:bCs w:val="false"/>
+                <w:sz w:val="18"/>
+                <w:szCs w:val="18"/>
+              </w:rPr>
+              <w:t xml:space="preserve">uuid FK zones</w:t>
+            </w:r>
+          </w:p>
+        </w:tc>
+        <w:tc>
+          <w:tcPr>
+            <w:tcW w:type="dxa" w:w="3926"/>
+            <w:tcBorders>
+              <w:top w:val="single" w:color="BFBFBF" w:sz="4"/>
+              <w:left w:val="single" w:color="BFBFBF" w:sz="4"/>
+              <w:bottom w:val="single" w:color="BFBFBF" w:sz="4"/>
+              <w:right w:val="single" w:color="BFBFBF" w:sz="4"/>
+            </w:tcBorders>
+            <w:shd w:fill="F5F5F5" w:color="auto" w:val="clear"/>
+            <w:tcMar>
+              <w:top w:type="dxa" w:w="70"/>
+              <w:left w:type="dxa" w:w="100"/>
+              <w:bottom w:type="dxa" w:w="70"/>
+              <w:right w:type="dxa" w:w="100"/>
+            </w:tcMar>
+          </w:tcPr>
+          <w:p>
+            <w:r>
+              <w:rPr>
+                <w:b w:val="false"/>
+                <w:bCs w:val="false"/>
+                <w:sz w:val="18"/>
+                <w:szCs w:val="18"/>
+              </w:rPr>
+              <w:t xml:space="preserve">Chosen zone; NULL = any zone</w:t>
+            </w:r>
+          </w:p>
+        </w:tc>
+      </w:tr>
+      <w:tr>
+        <w:trPr>
+          <w:tblHeader w:val="off"/>
+        </w:trPr>
+        <w:tc>
+          <w:tcPr>
+            <w:tcW w:type="dxa" w:w="2400"/>
+            <w:tcBorders>
+              <w:top w:val="single" w:color="BFBFBF" w:sz="4"/>
+              <w:left w:val="single" w:color="BFBFBF" w:sz="4"/>
+              <w:bottom w:val="single" w:color="BFBFBF" w:sz="4"/>
+              <w:right w:val="single" w:color="BFBFBF" w:sz="4"/>
+            </w:tcBorders>
+            <w:tcMar>
+              <w:top w:type="dxa" w:w="70"/>
+              <w:left w:type="dxa" w:w="100"/>
+              <w:bottom w:type="dxa" w:w="70"/>
+              <w:right w:type="dxa" w:w="100"/>
+            </w:tcMar>
+          </w:tcPr>
+          <w:p>
+            <w:r>
+              <w:rPr>
+                <w:rFonts w:ascii="Consolas" w:cs="Consolas" w:eastAsia="Consolas" w:hAnsi="Consolas"/>
+                <w:b w:val="false"/>
+                <w:bCs w:val="false"/>
+                <w:sz w:val="18"/>
+                <w:szCs w:val="18"/>
+              </w:rPr>
               <w:t xml:space="preserve">status</w:t>
             </w:r>
           </w:p>
@@ -10997,7 +11975,6 @@
               <w:bottom w:val="single" w:color="BFBFBF" w:sz="4"/>
               <w:right w:val="single" w:color="BFBFBF" w:sz="4"/>
             </w:tcBorders>
-            <w:shd w:fill="F5F5F5" w:color="auto" w:val="clear"/>
             <w:tcMar>
               <w:top w:type="dxa" w:w="70"/>
               <w:left w:type="dxa" w:w="100"/>
@@ -11027,7 +12004,6 @@
               <w:bottom w:val="single" w:color="BFBFBF" w:sz="4"/>
               <w:right w:val="single" w:color="BFBFBF" w:sz="4"/>
             </w:tcBorders>
-            <w:shd w:fill="F5F5F5" w:color="auto" w:val="clear"/>
             <w:tcMar>
               <w:top w:type="dxa" w:w="70"/>
               <w:left w:type="dxa" w:w="100"/>
@@ -11061,6 +12037,7 @@
               <w:bottom w:val="single" w:color="BFBFBF" w:sz="4"/>
               <w:right w:val="single" w:color="BFBFBF" w:sz="4"/>
             </w:tcBorders>
+            <w:shd w:fill="F5F5F5" w:color="auto" w:val="clear"/>
             <w:tcMar>
               <w:top w:type="dxa" w:w="70"/>
               <w:left w:type="dxa" w:w="100"/>
@@ -11090,6 +12067,7 @@
               <w:bottom w:val="single" w:color="BFBFBF" w:sz="4"/>
               <w:right w:val="single" w:color="BFBFBF" w:sz="4"/>
             </w:tcBorders>
+            <w:shd w:fill="F5F5F5" w:color="auto" w:val="clear"/>
             <w:tcMar>
               <w:top w:type="dxa" w:w="70"/>
               <w:left w:type="dxa" w:w="100"/>
@@ -11119,6 +12097,7 @@
               <w:bottom w:val="single" w:color="BFBFBF" w:sz="4"/>
               <w:right w:val="single" w:color="BFBFBF" w:sz="4"/>
             </w:tcBorders>
+            <w:shd w:fill="F5F5F5" w:color="auto" w:val="clear"/>
             <w:tcMar>
               <w:top w:type="dxa" w:w="70"/>
               <w:left w:type="dxa" w:w="100"/>
@@ -11152,7 +12131,6 @@
               <w:bottom w:val="single" w:color="BFBFBF" w:sz="4"/>
               <w:right w:val="single" w:color="BFBFBF" w:sz="4"/>
             </w:tcBorders>
-            <w:shd w:fill="F5F5F5" w:color="auto" w:val="clear"/>
             <w:tcMar>
               <w:top w:type="dxa" w:w="70"/>
               <w:left w:type="dxa" w:w="100"/>
@@ -11182,7 +12160,6 @@
               <w:bottom w:val="single" w:color="BFBFBF" w:sz="4"/>
               <w:right w:val="single" w:color="BFBFBF" w:sz="4"/>
             </w:tcBorders>
-            <w:shd w:fill="F5F5F5" w:color="auto" w:val="clear"/>
             <w:tcMar>
               <w:top w:type="dxa" w:w="70"/>
               <w:left w:type="dxa" w:w="100"/>
@@ -11212,7 +12189,6 @@
               <w:bottom w:val="single" w:color="BFBFBF" w:sz="4"/>
               <w:right w:val="single" w:color="BFBFBF" w:sz="4"/>
             </w:tcBorders>
-            <w:shd w:fill="F5F5F5" w:color="auto" w:val="clear"/>
             <w:tcMar>
               <w:top w:type="dxa" w:w="70"/>
               <w:left w:type="dxa" w:w="100"/>
@@ -11246,6 +12222,7 @@
               <w:bottom w:val="single" w:color="BFBFBF" w:sz="4"/>
               <w:right w:val="single" w:color="BFBFBF" w:sz="4"/>
             </w:tcBorders>
+            <w:shd w:fill="F5F5F5" w:color="auto" w:val="clear"/>
             <w:tcMar>
               <w:top w:type="dxa" w:w="70"/>
               <w:left w:type="dxa" w:w="100"/>
@@ -11275,6 +12252,7 @@
               <w:bottom w:val="single" w:color="BFBFBF" w:sz="4"/>
               <w:right w:val="single" w:color="BFBFBF" w:sz="4"/>
             </w:tcBorders>
+            <w:shd w:fill="F5F5F5" w:color="auto" w:val="clear"/>
             <w:tcMar>
               <w:top w:type="dxa" w:w="70"/>
               <w:left w:type="dxa" w:w="100"/>
@@ -11304,6 +12282,7 @@
               <w:bottom w:val="single" w:color="BFBFBF" w:sz="4"/>
               <w:right w:val="single" w:color="BFBFBF" w:sz="4"/>
             </w:tcBorders>
+            <w:shd w:fill="F5F5F5" w:color="auto" w:val="clear"/>
             <w:tcMar>
               <w:top w:type="dxa" w:w="70"/>
               <w:left w:type="dxa" w:w="100"/>
@@ -11337,7 +12316,6 @@
               <w:bottom w:val="single" w:color="BFBFBF" w:sz="4"/>
               <w:right w:val="single" w:color="BFBFBF" w:sz="4"/>
             </w:tcBorders>
-            <w:shd w:fill="F5F5F5" w:color="auto" w:val="clear"/>
             <w:tcMar>
               <w:top w:type="dxa" w:w="70"/>
               <w:left w:type="dxa" w:w="100"/>
@@ -11367,7 +12345,6 @@
               <w:bottom w:val="single" w:color="BFBFBF" w:sz="4"/>
               <w:right w:val="single" w:color="BFBFBF" w:sz="4"/>
             </w:tcBorders>
-            <w:shd w:fill="F5F5F5" w:color="auto" w:val="clear"/>
             <w:tcMar>
               <w:top w:type="dxa" w:w="70"/>
               <w:left w:type="dxa" w:w="100"/>
@@ -11397,7 +12374,6 @@
               <w:bottom w:val="single" w:color="BFBFBF" w:sz="4"/>
               <w:right w:val="single" w:color="BFBFBF" w:sz="4"/>
             </w:tcBorders>
-            <w:shd w:fill="F5F5F5" w:color="auto" w:val="clear"/>
             <w:tcMar>
               <w:top w:type="dxa" w:w="70"/>
               <w:left w:type="dxa" w:w="100"/>
@@ -11431,6 +12407,7 @@
               <w:bottom w:val="single" w:color="BFBFBF" w:sz="4"/>
               <w:right w:val="single" w:color="BFBFBF" w:sz="4"/>
             </w:tcBorders>
+            <w:shd w:fill="F5F5F5" w:color="auto" w:val="clear"/>
             <w:tcMar>
               <w:top w:type="dxa" w:w="70"/>
               <w:left w:type="dxa" w:w="100"/>
@@ -11460,6 +12437,7 @@
               <w:bottom w:val="single" w:color="BFBFBF" w:sz="4"/>
               <w:right w:val="single" w:color="BFBFBF" w:sz="4"/>
             </w:tcBorders>
+            <w:shd w:fill="F5F5F5" w:color="auto" w:val="clear"/>
             <w:tcMar>
               <w:top w:type="dxa" w:w="70"/>
               <w:left w:type="dxa" w:w="100"/>
@@ -11489,6 +12467,7 @@
               <w:bottom w:val="single" w:color="BFBFBF" w:sz="4"/>
               <w:right w:val="single" w:color="BFBFBF" w:sz="4"/>
             </w:tcBorders>
+            <w:shd w:fill="F5F5F5" w:color="auto" w:val="clear"/>
             <w:tcMar>
               <w:top w:type="dxa" w:w="70"/>
               <w:left w:type="dxa" w:w="100"/>
@@ -14908,7 +15887,7 @@
                 <w:sz w:val="18"/>
                 <w:szCs w:val="18"/>
               </w:rPr>
-              <w:t xml:space="preserve">Returns society name if ACTIVE (rate-limited: 20/hour/user)</w:t>
+              <w:t xml:space="preserve">Returns society name and towers if ACTIVE (rate-limited: 20/hour/user)</w:t>
             </w:r>
           </w:p>
         </w:tc>
@@ -14943,7 +15922,7 @@
                 <w:sz w:val="18"/>
                 <w:szCs w:val="18"/>
               </w:rPr>
-              <w:t xml:space="preserve">register_resident(code, name, flat_number, vehicles jsonb, consent boolean)</w:t>
+              <w:t xml:space="preserve">register_resident(code, name, tower, unit, vehicles jsonb, consent boolean)</w:t>
             </w:r>
           </w:p>
         </w:tc>
@@ -14972,7 +15951,7 @@
                 <w:sz w:val="18"/>
                 <w:szCs w:val="18"/>
               </w:rPr>
-              <w:t xml:space="preserve">Creates PENDING user + vehicles</w:t>
+              <w:t xml:space="preserve">Creates PENDING user + vehicles; tower must be in societies.towers</w:t>
             </w:r>
           </w:p>
         </w:tc>
@@ -15258,7 +16237,7 @@
                 <w:sz w:val="18"/>
                 <w:szCs w:val="18"/>
               </w:rPr>
-              <w:t xml:space="preserve">join_queue(vehicle_id)</w:t>
+              <w:t xml:space="preserve">join_queue(vehicle_id, zone_id NULL)</w:t>
             </w:r>
           </w:p>
         </w:tc>
@@ -15286,7 +16265,7 @@
                 <w:sz w:val="18"/>
                 <w:szCs w:val="18"/>
               </w:rPr>
-              <w:t xml:space="preserve">QUEUE_NOT_NEEDED if a compatible charger is FREE; QUEUE_ALREADY_JOINED if the flat has an open entry</w:t>
+              <w:t xml:space="preserve">QUEUE_NOT_NEEDED if a compatible charger is FREE in the chosen zone (any zone if NULL); QUEUE_ALREADY_JOINED if the flat has an open entry</w:t>
             </w:r>
           </w:p>
         </w:tc>
@@ -15789,7 +16768,7 @@
                 <w:sz w:val="18"/>
                 <w:szCs w:val="18"/>
               </w:rPr>
-              <w:t xml:space="preserve">admin_approve_resident(user_id, flat_number)</w:t>
+              <w:t xml:space="preserve">admin_approve_resident(user_id, tower, unit)</w:t>
             </w:r>
           </w:p>
         </w:tc>
@@ -15817,7 +16796,7 @@
                 <w:sz w:val="18"/>
                 <w:szCs w:val="18"/>
               </w:rPr>
-              <w:t xml:space="preserve">Creates flat if new; VERIFIED; notification</w:t>
+              <w:t xml:space="preserve">Admin may correct tower/unit; creates flat if new; VERIFIED; notification</w:t>
             </w:r>
           </w:p>
         </w:tc>
@@ -15852,6 +16831,69 @@
                 <w:sz w:val="18"/>
                 <w:szCs w:val="18"/>
               </w:rPr>
+              <w:t xml:space="preserve">admin_add_zone(name, description) / admin_update_zone(zone_id, name, description, sort_order)</w:t>
+            </w:r>
+          </w:p>
+        </w:tc>
+        <w:tc>
+          <w:tcPr>
+            <w:tcW w:type="dxa" w:w="5726"/>
+            <w:tcBorders>
+              <w:top w:val="single" w:color="BFBFBF" w:sz="4"/>
+              <w:left w:val="single" w:color="BFBFBF" w:sz="4"/>
+              <w:bottom w:val="single" w:color="BFBFBF" w:sz="4"/>
+              <w:right w:val="single" w:color="BFBFBF" w:sz="4"/>
+            </w:tcBorders>
+            <w:shd w:fill="F5F5F5" w:color="auto" w:val="clear"/>
+            <w:tcMar>
+              <w:top w:type="dxa" w:w="70"/>
+              <w:left w:type="dxa" w:w="100"/>
+              <w:bottom w:type="dxa" w:w="70"/>
+              <w:right w:type="dxa" w:w="100"/>
+            </w:tcMar>
+          </w:tcPr>
+          <w:p>
+            <w:r>
+              <w:rPr>
+                <w:b w:val="false"/>
+                <w:bCs w:val="false"/>
+                <w:sz w:val="18"/>
+                <w:szCs w:val="18"/>
+              </w:rPr>
+              <w:t xml:space="preserve">Zones cannot be deleted while chargers use them</w:t>
+            </w:r>
+          </w:p>
+        </w:tc>
+      </w:tr>
+      <w:tr>
+        <w:trPr>
+          <w:tblHeader w:val="off"/>
+        </w:trPr>
+        <w:tc>
+          <w:tcPr>
+            <w:tcW w:type="dxa" w:w="3300"/>
+            <w:tcBorders>
+              <w:top w:val="single" w:color="BFBFBF" w:sz="4"/>
+              <w:left w:val="single" w:color="BFBFBF" w:sz="4"/>
+              <w:bottom w:val="single" w:color="BFBFBF" w:sz="4"/>
+              <w:right w:val="single" w:color="BFBFBF" w:sz="4"/>
+            </w:tcBorders>
+            <w:tcMar>
+              <w:top w:type="dxa" w:w="70"/>
+              <w:left w:type="dxa" w:w="100"/>
+              <w:bottom w:type="dxa" w:w="70"/>
+              <w:right w:type="dxa" w:w="100"/>
+            </w:tcMar>
+          </w:tcPr>
+          <w:p>
+            <w:r>
+              <w:rPr>
+                <w:rFonts w:ascii="Consolas" w:cs="Consolas" w:eastAsia="Consolas" w:hAnsi="Consolas"/>
+                <w:b w:val="false"/>
+                <w:bCs w:val="false"/>
+                <w:sz w:val="18"/>
+                <w:szCs w:val="18"/>
+              </w:rPr>
               <w:t xml:space="preserve">admin_reject_resident(user_id, reason) / admin_suspend_resident(user_id, reason) / admin_reinstate_resident(user_id)</w:t>
             </w:r>
           </w:p>
@@ -15865,7 +16907,6 @@
               <w:bottom w:val="single" w:color="BFBFBF" w:sz="4"/>
               <w:right w:val="single" w:color="BFBFBF" w:sz="4"/>
             </w:tcBorders>
-            <w:shd w:fill="F5F5F5" w:color="auto" w:val="clear"/>
             <w:tcMar>
               <w:top w:type="dxa" w:w="70"/>
               <w:left w:type="dxa" w:w="100"/>
@@ -15899,23 +16940,24 @@
               <w:bottom w:val="single" w:color="BFBFBF" w:sz="4"/>
               <w:right w:val="single" w:color="BFBFBF" w:sz="4"/>
             </w:tcBorders>
-            <w:tcMar>
-              <w:top w:type="dxa" w:w="70"/>
-              <w:left w:type="dxa" w:w="100"/>
-              <w:bottom w:type="dxa" w:w="70"/>
-              <w:right w:type="dxa" w:w="100"/>
-            </w:tcMar>
-          </w:tcPr>
-          <w:p>
-            <w:r>
-              <w:rPr>
-                <w:rFonts w:ascii="Consolas" w:cs="Consolas" w:eastAsia="Consolas" w:hAnsi="Consolas"/>
-                <w:b w:val="false"/>
-                <w:bCs w:val="false"/>
-                <w:sz w:val="18"/>
-                <w:szCs w:val="18"/>
-              </w:rPr>
-              <w:t xml:space="preserve">admin_add_charger(name, location_note, operator_name, connector_types, power_kw, qr_payload, qr_source, lat, lng)</w:t>
+            <w:shd w:fill="F5F5F5" w:color="auto" w:val="clear"/>
+            <w:tcMar>
+              <w:top w:type="dxa" w:w="70"/>
+              <w:left w:type="dxa" w:w="100"/>
+              <w:bottom w:type="dxa" w:w="70"/>
+              <w:right w:type="dxa" w:w="100"/>
+            </w:tcMar>
+          </w:tcPr>
+          <w:p>
+            <w:r>
+              <w:rPr>
+                <w:rFonts w:ascii="Consolas" w:cs="Consolas" w:eastAsia="Consolas" w:hAnsi="Consolas"/>
+                <w:b w:val="false"/>
+                <w:bCs w:val="false"/>
+                <w:sz w:val="18"/>
+                <w:szCs w:val="18"/>
+              </w:rPr>
+              <w:t xml:space="preserve">admin_add_charger(name, zone_id, location_note, operator_name, connector_types, power_kw, qr_payload, qr_source, lat, lng)</w:t>
             </w:r>
           </w:p>
         </w:tc>
@@ -15928,6 +16970,7 @@
               <w:bottom w:val="single" w:color="BFBFBF" w:sz="4"/>
               <w:right w:val="single" w:color="BFBFBF" w:sz="4"/>
             </w:tcBorders>
+            <w:shd w:fill="F5F5F5" w:color="auto" w:val="clear"/>
             <w:tcMar>
               <w:top w:type="dxa" w:w="70"/>
               <w:left w:type="dxa" w:w="100"/>
@@ -15961,7 +17004,6 @@
               <w:bottom w:val="single" w:color="BFBFBF" w:sz="4"/>
               <w:right w:val="single" w:color="BFBFBF" w:sz="4"/>
             </w:tcBorders>
-            <w:shd w:fill="F5F5F5" w:color="auto" w:val="clear"/>
             <w:tcMar>
               <w:top w:type="dxa" w:w="70"/>
               <w:left w:type="dxa" w:w="100"/>
@@ -15991,7 +17033,6 @@
               <w:bottom w:val="single" w:color="BFBFBF" w:sz="4"/>
               <w:right w:val="single" w:color="BFBFBF" w:sz="4"/>
             </w:tcBorders>
-            <w:shd w:fill="F5F5F5" w:color="auto" w:val="clear"/>
             <w:tcMar>
               <w:top w:type="dxa" w:w="70"/>
               <w:left w:type="dxa" w:w="100"/>
@@ -16025,6 +17066,7 @@
               <w:bottom w:val="single" w:color="BFBFBF" w:sz="4"/>
               <w:right w:val="single" w:color="BFBFBF" w:sz="4"/>
             </w:tcBorders>
+            <w:shd w:fill="F5F5F5" w:color="auto" w:val="clear"/>
             <w:tcMar>
               <w:top w:type="dxa" w:w="70"/>
               <w:left w:type="dxa" w:w="100"/>
@@ -16054,6 +17096,7 @@
               <w:bottom w:val="single" w:color="BFBFBF" w:sz="4"/>
               <w:right w:val="single" w:color="BFBFBF" w:sz="4"/>
             </w:tcBorders>
+            <w:shd w:fill="F5F5F5" w:color="auto" w:val="clear"/>
             <w:tcMar>
               <w:top w:type="dxa" w:w="70"/>
               <w:left w:type="dxa" w:w="100"/>
@@ -16087,7 +17130,6 @@
               <w:bottom w:val="single" w:color="BFBFBF" w:sz="4"/>
               <w:right w:val="single" w:color="BFBFBF" w:sz="4"/>
             </w:tcBorders>
-            <w:shd w:fill="F5F5F5" w:color="auto" w:val="clear"/>
             <w:tcMar>
               <w:top w:type="dxa" w:w="70"/>
               <w:left w:type="dxa" w:w="100"/>
@@ -16117,7 +17159,6 @@
               <w:bottom w:val="single" w:color="BFBFBF" w:sz="4"/>
               <w:right w:val="single" w:color="BFBFBF" w:sz="4"/>
             </w:tcBorders>
-            <w:shd w:fill="F5F5F5" w:color="auto" w:val="clear"/>
             <w:tcMar>
               <w:top w:type="dxa" w:w="70"/>
               <w:left w:type="dxa" w:w="100"/>
@@ -16151,6 +17192,7 @@
               <w:bottom w:val="single" w:color="BFBFBF" w:sz="4"/>
               <w:right w:val="single" w:color="BFBFBF" w:sz="4"/>
             </w:tcBorders>
+            <w:shd w:fill="F5F5F5" w:color="auto" w:val="clear"/>
             <w:tcMar>
               <w:top w:type="dxa" w:w="70"/>
               <w:left w:type="dxa" w:w="100"/>
@@ -16180,6 +17222,7 @@
               <w:bottom w:val="single" w:color="BFBFBF" w:sz="4"/>
               <w:right w:val="single" w:color="BFBFBF" w:sz="4"/>
             </w:tcBorders>
+            <w:shd w:fill="F5F5F5" w:color="auto" w:val="clear"/>
             <w:tcMar>
               <w:top w:type="dxa" w:w="70"/>
               <w:left w:type="dxa" w:w="100"/>
@@ -16213,7 +17256,6 @@
               <w:bottom w:val="single" w:color="BFBFBF" w:sz="4"/>
               <w:right w:val="single" w:color="BFBFBF" w:sz="4"/>
             </w:tcBorders>
-            <w:shd w:fill="F5F5F5" w:color="auto" w:val="clear"/>
             <w:tcMar>
               <w:top w:type="dxa" w:w="70"/>
               <w:left w:type="dxa" w:w="100"/>
@@ -16243,7 +17285,6 @@
               <w:bottom w:val="single" w:color="BFBFBF" w:sz="4"/>
               <w:right w:val="single" w:color="BFBFBF" w:sz="4"/>
             </w:tcBorders>
-            <w:shd w:fill="F5F5F5" w:color="auto" w:val="clear"/>
             <w:tcMar>
               <w:top w:type="dxa" w:w="70"/>
               <w:left w:type="dxa" w:w="100"/>
@@ -16277,6 +17318,7 @@
               <w:bottom w:val="single" w:color="BFBFBF" w:sz="4"/>
               <w:right w:val="single" w:color="BFBFBF" w:sz="4"/>
             </w:tcBorders>
+            <w:shd w:fill="F5F5F5" w:color="auto" w:val="clear"/>
             <w:tcMar>
               <w:top w:type="dxa" w:w="70"/>
               <w:left w:type="dxa" w:w="100"/>
@@ -16306,6 +17348,7 @@
               <w:bottom w:val="single" w:color="BFBFBF" w:sz="4"/>
               <w:right w:val="single" w:color="BFBFBF" w:sz="4"/>
             </w:tcBorders>
+            <w:shd w:fill="F5F5F5" w:color="auto" w:val="clear"/>
             <w:tcMar>
               <w:top w:type="dxa" w:w="70"/>
               <w:left w:type="dxa" w:w="100"/>
@@ -16339,7 +17382,6 @@
               <w:bottom w:val="single" w:color="BFBFBF" w:sz="4"/>
               <w:right w:val="single" w:color="BFBFBF" w:sz="4"/>
             </w:tcBorders>
-            <w:shd w:fill="F5F5F5" w:color="auto" w:val="clear"/>
             <w:tcMar>
               <w:top w:type="dxa" w:w="70"/>
               <w:left w:type="dxa" w:w="100"/>
@@ -16369,7 +17411,6 @@
               <w:bottom w:val="single" w:color="BFBFBF" w:sz="4"/>
               <w:right w:val="single" w:color="BFBFBF" w:sz="4"/>
             </w:tcBorders>
-            <w:shd w:fill="F5F5F5" w:color="auto" w:val="clear"/>
             <w:tcMar>
               <w:top w:type="dxa" w:w="70"/>
               <w:left w:type="dxa" w:w="100"/>
@@ -16411,10 +17452,10 @@
           <w:sz w:val="19"/>
           <w:szCs w:val="19"/>
         </w:rPr>
-        <w:t xml:space="preserve">platform_create_society(name, address, timezone, support_contact)</w:t>
+        <w:t xml:space="preserve">platform_create_society(name, address, timezone, support_contact, towers)</w:t>
       </w:r>
       <w:r>
-        <w:t xml:space="preserve"> → generates code, creates settings row. </w:t>
+        <w:t xml:space="preserve"> → generates code, creates the settings row and a zone called “Main”. </w:t>
       </w:r>
       <w:r>
         <w:rPr>
@@ -16546,7 +17587,7 @@
         <w:spacing w:after="70"/>
       </w:pPr>
       <w:r>
-        <w:t xml:space="preserve">No offer, but a compatible WAITING entry joined before the caller’s flat (or the flat has no entry): run promotion (7.6) and return CHARGER_RESERVED.</w:t>
+        <w:t xml:space="preserve">No offer, but a WAITING entry eligible for this charger (compatible connector, and zone NULL or equal to the charger’s zone) joined before the caller’s flat (or the flat has no entry): run promotion (7.6) and return CHARGER_RESERVED.</w:t>
       </w:r>
     </w:p>
     <w:p>
@@ -16687,7 +17728,7 @@
           <w:sz w:val="19"/>
           <w:szCs w:val="19"/>
         </w:rPr>
-        <w:t xml:space="preserve">SELECT … FROM queue_entries WHERE society_id = $s AND status = 'WAITING' AND connector_type = ANY(charger.connector_types) ORDER BY joined_at, id LIMIT 1 FOR UPDATE SKIP LOCKED</w:t>
+        <w:t xml:space="preserve">SELECT … FROM queue_entries WHERE society_id = $s AND status = 'WAITING' AND connector_type = ANY(charger.connector_types) AND (zone_id IS NULL OR zone_id = charger.zone_id) ORDER BY joined_at, id LIMIT 1 FOR UPDATE SKIP LOCKED</w:t>
       </w:r>
       <w:r>
         <w:t xml:space="preserve">.</w:t>
@@ -17929,6 +18970,69 @@
                 <w:sz w:val="18"/>
                 <w:szCs w:val="18"/>
               </w:rPr>
+              <w:t xml:space="preserve">v_zones</w:t>
+            </w:r>
+          </w:p>
+        </w:tc>
+        <w:tc>
+          <w:tcPr>
+            <w:tcW w:type="dxa" w:w="6226"/>
+            <w:tcBorders>
+              <w:top w:val="single" w:color="BFBFBF" w:sz="4"/>
+              <w:left w:val="single" w:color="BFBFBF" w:sz="4"/>
+              <w:bottom w:val="single" w:color="BFBFBF" w:sz="4"/>
+              <w:right w:val="single" w:color="BFBFBF" w:sz="4"/>
+            </w:tcBorders>
+            <w:shd w:fill="F5F5F5" w:color="auto" w:val="clear"/>
+            <w:tcMar>
+              <w:top w:type="dxa" w:w="70"/>
+              <w:left w:type="dxa" w:w="100"/>
+              <w:bottom w:type="dxa" w:w="70"/>
+              <w:right w:type="dxa" w:w="100"/>
+            </w:tcMar>
+          </w:tcPr>
+          <w:p>
+            <w:r>
+              <w:rPr>
+                <w:b w:val="false"/>
+                <w:bCs w:val="false"/>
+                <w:sz w:val="18"/>
+                <w:szCs w:val="18"/>
+              </w:rPr>
+              <w:t xml:space="preserve">Society zones in sort order</w:t>
+            </w:r>
+          </w:p>
+        </w:tc>
+      </w:tr>
+      <w:tr>
+        <w:trPr>
+          <w:tblHeader w:val="off"/>
+        </w:trPr>
+        <w:tc>
+          <w:tcPr>
+            <w:tcW w:type="dxa" w:w="2800"/>
+            <w:tcBorders>
+              <w:top w:val="single" w:color="BFBFBF" w:sz="4"/>
+              <w:left w:val="single" w:color="BFBFBF" w:sz="4"/>
+              <w:bottom w:val="single" w:color="BFBFBF" w:sz="4"/>
+              <w:right w:val="single" w:color="BFBFBF" w:sz="4"/>
+            </w:tcBorders>
+            <w:tcMar>
+              <w:top w:type="dxa" w:w="70"/>
+              <w:left w:type="dxa" w:w="100"/>
+              <w:bottom w:type="dxa" w:w="70"/>
+              <w:right w:type="dxa" w:w="100"/>
+            </w:tcMar>
+          </w:tcPr>
+          <w:p>
+            <w:r>
+              <w:rPr>
+                <w:rFonts w:ascii="Consolas" w:cs="Consolas" w:eastAsia="Consolas" w:hAnsi="Consolas"/>
+                <w:b w:val="false"/>
+                <w:bCs w:val="false"/>
+                <w:sz w:val="18"/>
+                <w:szCs w:val="18"/>
+              </w:rPr>
               <w:t xml:space="preserve">v_chargers</w:t>
             </w:r>
           </w:p>
@@ -17942,23 +19046,22 @@
               <w:bottom w:val="single" w:color="BFBFBF" w:sz="4"/>
               <w:right w:val="single" w:color="BFBFBF" w:sz="4"/>
             </w:tcBorders>
-            <w:shd w:fill="F5F5F5" w:color="auto" w:val="clear"/>
-            <w:tcMar>
-              <w:top w:type="dxa" w:w="70"/>
-              <w:left w:type="dxa" w:w="100"/>
-              <w:bottom w:type="dxa" w:w="70"/>
-              <w:right w:type="dxa" w:w="100"/>
-            </w:tcMar>
-          </w:tcPr>
-          <w:p>
-            <w:r>
-              <w:rPr>
-                <w:b w:val="false"/>
-                <w:bCs w:val="false"/>
-                <w:sz w:val="18"/>
-                <w:szCs w:val="18"/>
-              </w:rPr>
-              <w:t xml:space="preserve">Society chargers: derived status, overdue_minutes, reserved_until, compatible flag for a vehicle, expected_free_at. No flat or user details.</w:t>
+            <w:tcMar>
+              <w:top w:type="dxa" w:w="70"/>
+              <w:left w:type="dxa" w:w="100"/>
+              <w:bottom w:type="dxa" w:w="70"/>
+              <w:right w:type="dxa" w:w="100"/>
+            </w:tcMar>
+          </w:tcPr>
+          <w:p>
+            <w:r>
+              <w:rPr>
+                <w:b w:val="false"/>
+                <w:bCs w:val="false"/>
+                <w:sz w:val="18"/>
+                <w:szCs w:val="18"/>
+              </w:rPr>
+              <w:t xml:space="preserve">Society chargers with zone: derived status, overdue_minutes, reserved_until, compatible flag for a vehicle, expected_free_at. No flat or user details.</w:t>
             </w:r>
           </w:p>
         </w:tc>
@@ -17976,6 +19079,7 @@
               <w:bottom w:val="single" w:color="BFBFBF" w:sz="4"/>
               <w:right w:val="single" w:color="BFBFBF" w:sz="4"/>
             </w:tcBorders>
+            <w:shd w:fill="F5F5F5" w:color="auto" w:val="clear"/>
             <w:tcMar>
               <w:top w:type="dxa" w:w="70"/>
               <w:left w:type="dxa" w:w="100"/>
@@ -18005,22 +19109,23 @@
               <w:bottom w:val="single" w:color="BFBFBF" w:sz="4"/>
               <w:right w:val="single" w:color="BFBFBF" w:sz="4"/>
             </w:tcBorders>
-            <w:tcMar>
-              <w:top w:type="dxa" w:w="70"/>
-              <w:left w:type="dxa" w:w="100"/>
-              <w:bottom w:type="dxa" w:w="70"/>
-              <w:right w:type="dxa" w:w="100"/>
-            </w:tcMar>
-          </w:tcPr>
-          <w:p>
-            <w:r>
-              <w:rPr>
-                <w:b w:val="false"/>
-                <w:bCs w:val="false"/>
-                <w:sz w:val="18"/>
-                <w:szCs w:val="18"/>
-              </w:rPr>
-              <w:t xml:space="preserve">Caller’s flat’s open entry: status, position, people_ahead, estimated_turn_at, offer (charger, expires_at, paused)</w:t>
+            <w:shd w:fill="F5F5F5" w:color="auto" w:val="clear"/>
+            <w:tcMar>
+              <w:top w:type="dxa" w:w="70"/>
+              <w:left w:type="dxa" w:w="100"/>
+              <w:bottom w:type="dxa" w:w="70"/>
+              <w:right w:type="dxa" w:w="100"/>
+            </w:tcMar>
+          </w:tcPr>
+          <w:p>
+            <w:r>
+              <w:rPr>
+                <w:b w:val="false"/>
+                <w:bCs w:val="false"/>
+                <w:sz w:val="18"/>
+                <w:szCs w:val="18"/>
+              </w:rPr>
+              <w:t xml:space="preserve">Caller’s flat’s open entry: status, zone (or any), position among entries eligible for the same chargers, people_ahead, estimated_turn_at, offer (charger, expires_at, paused)</w:t>
             </w:r>
           </w:p>
         </w:tc>
@@ -18038,7 +19143,6 @@
               <w:bottom w:val="single" w:color="BFBFBF" w:sz="4"/>
               <w:right w:val="single" w:color="BFBFBF" w:sz="4"/>
             </w:tcBorders>
-            <w:shd w:fill="F5F5F5" w:color="auto" w:val="clear"/>
             <w:tcMar>
               <w:top w:type="dxa" w:w="70"/>
               <w:left w:type="dxa" w:w="100"/>
@@ -18068,7 +19172,6 @@
               <w:bottom w:val="single" w:color="BFBFBF" w:sz="4"/>
               <w:right w:val="single" w:color="BFBFBF" w:sz="4"/>
             </w:tcBorders>
-            <w:shd w:fill="F5F5F5" w:color="auto" w:val="clear"/>
             <w:tcMar>
               <w:top w:type="dxa" w:w="70"/>
               <w:left w:type="dxa" w:w="100"/>
@@ -18102,6 +19205,7 @@
               <w:bottom w:val="single" w:color="BFBFBF" w:sz="4"/>
               <w:right w:val="single" w:color="BFBFBF" w:sz="4"/>
             </w:tcBorders>
+            <w:shd w:fill="F5F5F5" w:color="auto" w:val="clear"/>
             <w:tcMar>
               <w:top w:type="dxa" w:w="70"/>
               <w:left w:type="dxa" w:w="100"/>
@@ -18131,6 +19235,7 @@
               <w:bottom w:val="single" w:color="BFBFBF" w:sz="4"/>
               <w:right w:val="single" w:color="BFBFBF" w:sz="4"/>
             </w:tcBorders>
+            <w:shd w:fill="F5F5F5" w:color="auto" w:val="clear"/>
             <w:tcMar>
               <w:top w:type="dxa" w:w="70"/>
               <w:left w:type="dxa" w:w="100"/>
@@ -18164,7 +19269,6 @@
               <w:bottom w:val="single" w:color="BFBFBF" w:sz="4"/>
               <w:right w:val="single" w:color="BFBFBF" w:sz="4"/>
             </w:tcBorders>
-            <w:shd w:fill="F5F5F5" w:color="auto" w:val="clear"/>
             <w:tcMar>
               <w:top w:type="dxa" w:w="70"/>
               <w:left w:type="dxa" w:w="100"/>
@@ -18194,7 +19298,6 @@
               <w:bottom w:val="single" w:color="BFBFBF" w:sz="4"/>
               <w:right w:val="single" w:color="BFBFBF" w:sz="4"/>
             </w:tcBorders>
-            <w:shd w:fill="F5F5F5" w:color="auto" w:val="clear"/>
             <w:tcMar>
               <w:top w:type="dxa" w:w="70"/>
               <w:left w:type="dxa" w:w="100"/>
@@ -18228,6 +19331,7 @@
               <w:bottom w:val="single" w:color="BFBFBF" w:sz="4"/>
               <w:right w:val="single" w:color="BFBFBF" w:sz="4"/>
             </w:tcBorders>
+            <w:shd w:fill="F5F5F5" w:color="auto" w:val="clear"/>
             <w:tcMar>
               <w:top w:type="dxa" w:w="70"/>
               <w:left w:type="dxa" w:w="100"/>
@@ -18257,6 +19361,7 @@
               <w:bottom w:val="single" w:color="BFBFBF" w:sz="4"/>
               <w:right w:val="single" w:color="BFBFBF" w:sz="4"/>
             </w:tcBorders>
+            <w:shd w:fill="F5F5F5" w:color="auto" w:val="clear"/>
             <w:tcMar>
               <w:top w:type="dxa" w:w="70"/>
               <w:left w:type="dxa" w:w="100"/>
@@ -18290,7 +19395,6 @@
               <w:bottom w:val="single" w:color="BFBFBF" w:sz="4"/>
               <w:right w:val="single" w:color="BFBFBF" w:sz="4"/>
             </w:tcBorders>
-            <w:shd w:fill="F5F5F5" w:color="auto" w:val="clear"/>
             <w:tcMar>
               <w:top w:type="dxa" w:w="70"/>
               <w:left w:type="dxa" w:w="100"/>
@@ -18320,7 +19424,6 @@
               <w:bottom w:val="single" w:color="BFBFBF" w:sz="4"/>
               <w:right w:val="single" w:color="BFBFBF" w:sz="4"/>
             </w:tcBorders>
-            <w:shd w:fill="F5F5F5" w:color="auto" w:val="clear"/>
             <w:tcMar>
               <w:top w:type="dxa" w:w="70"/>
               <w:left w:type="dxa" w:w="100"/>
@@ -18354,6 +19457,7 @@
               <w:bottom w:val="single" w:color="BFBFBF" w:sz="4"/>
               <w:right w:val="single" w:color="BFBFBF" w:sz="4"/>
             </w:tcBorders>
+            <w:shd w:fill="F5F5F5" w:color="auto" w:val="clear"/>
             <w:tcMar>
               <w:top w:type="dxa" w:w="70"/>
               <w:left w:type="dxa" w:w="100"/>
@@ -18383,6 +19487,7 @@
               <w:bottom w:val="single" w:color="BFBFBF" w:sz="4"/>
               <w:right w:val="single" w:color="BFBFBF" w:sz="4"/>
             </w:tcBorders>
+            <w:shd w:fill="F5F5F5" w:color="auto" w:val="clear"/>
             <w:tcMar>
               <w:top w:type="dxa" w:w="70"/>
               <w:left w:type="dxa" w:w="100"/>
@@ -18416,7 +19521,6 @@
               <w:bottom w:val="single" w:color="BFBFBF" w:sz="4"/>
               <w:right w:val="single" w:color="BFBFBF" w:sz="4"/>
             </w:tcBorders>
-            <w:shd w:fill="F5F5F5" w:color="auto" w:val="clear"/>
             <w:tcMar>
               <w:top w:type="dxa" w:w="70"/>
               <w:left w:type="dxa" w:w="100"/>
@@ -18446,7 +19550,6 @@
               <w:bottom w:val="single" w:color="BFBFBF" w:sz="4"/>
               <w:right w:val="single" w:color="BFBFBF" w:sz="4"/>
             </w:tcBorders>
-            <w:shd w:fill="F5F5F5" w:color="auto" w:val="clear"/>
             <w:tcMar>
               <w:top w:type="dxa" w:w="70"/>
               <w:left w:type="dxa" w:w="100"/>
